--- a/documents/SRS_QueMenges_Grup451-01.docx
+++ b/documents/SRS_QueMenges_Grup451-01.docx
@@ -18,8 +18,17 @@
           <w:sz w:val="34"/>
           <w:szCs w:val="34"/>
         </w:rPr>
-        <w:t>Especificació de Requisits del Sistema (SRS) - QueMenges</w:t>
+        <w:t xml:space="preserve">Especificació de Requisits del Sistema (SRS) - </w:t>
       </w:r>
+      <w:proofErr w:type="spellStart"/>
+      <w:r>
+        <w:rPr>
+          <w:sz w:val="34"/>
+          <w:szCs w:val="34"/>
+        </w:rPr>
+        <w:t>QueMenges</w:t>
+      </w:r>
+      <w:proofErr w:type="spellEnd"/>
     </w:p>
     <w:p>
       <w:pPr>
@@ -34,8 +43,17 @@
           <w:sz w:val="24"/>
           <w:szCs w:val="24"/>
         </w:rPr>
-        <w:t>Projecte: QueMenges</w:t>
+        <w:t xml:space="preserve">Projecte: </w:t>
       </w:r>
+      <w:proofErr w:type="spellStart"/>
+      <w:r>
+        <w:rPr>
+          <w:sz w:val="24"/>
+          <w:szCs w:val="24"/>
+        </w:rPr>
+        <w:t>QueMenges</w:t>
+      </w:r>
+      <w:proofErr w:type="spellEnd"/>
     </w:p>
     <w:p>
       <w:pPr>
@@ -158,7 +176,23 @@
           <w:sz w:val="24"/>
           <w:szCs w:val="24"/>
         </w:rPr>
-        <w:t>Enllaç al Trello: https://trello.com/b/yExqiWdy/practica-es-grup-451-01</w:t>
+        <w:t xml:space="preserve">Enllaç al </w:t>
+      </w:r>
+      <w:proofErr w:type="spellStart"/>
+      <w:r>
+        <w:rPr>
+          <w:sz w:val="24"/>
+          <w:szCs w:val="24"/>
+        </w:rPr>
+        <w:t>Trello</w:t>
+      </w:r>
+      <w:proofErr w:type="spellEnd"/>
+      <w:r>
+        <w:rPr>
+          <w:sz w:val="24"/>
+          <w:szCs w:val="24"/>
+        </w:rPr>
+        <w:t>: https://trello.com/b/yExqiWdy/practica-es-grup-451-01</w:t>
       </w:r>
     </w:p>
     <w:p>
@@ -341,22 +375,70 @@
           <w:sz w:val="24"/>
           <w:szCs w:val="24"/>
         </w:rPr>
-        <w:t>Serveis de Correu: Gmail / Outlook per a notificacions.</w:t>
+        <w:t xml:space="preserve">Serveis de Correu: </w:t>
       </w:r>
-    </w:p>
-    <w:p>
-      <w:pPr>
-        <w:numPr>
-          <w:ilvl w:val="0"/>
-          <w:numId w:val="1"/>
-        </w:numPr>
-      </w:pPr>
+      <w:proofErr w:type="spellStart"/>
       <w:r>
         <w:rPr>
           <w:sz w:val="24"/>
           <w:szCs w:val="24"/>
         </w:rPr>
-        <w:t>Mapes: Google Maps per al seguiment de repartidors.</w:t>
+        <w:t>Gmail</w:t>
+      </w:r>
+      <w:proofErr w:type="spellEnd"/>
+      <w:r>
+        <w:rPr>
+          <w:sz w:val="24"/>
+          <w:szCs w:val="24"/>
+        </w:rPr>
+        <w:t xml:space="preserve"> / Outlook per a notificacions.</w:t>
+      </w:r>
+    </w:p>
+    <w:p>
+      <w:pPr>
+        <w:numPr>
+          <w:ilvl w:val="0"/>
+          <w:numId w:val="1"/>
+        </w:numPr>
+      </w:pPr>
+      <w:r>
+        <w:rPr>
+          <w:sz w:val="24"/>
+          <w:szCs w:val="24"/>
+        </w:rPr>
+        <w:t xml:space="preserve">Mapes: </w:t>
+      </w:r>
+      <w:proofErr w:type="spellStart"/>
+      <w:r>
+        <w:rPr>
+          <w:sz w:val="24"/>
+          <w:szCs w:val="24"/>
+        </w:rPr>
+        <w:t>Google</w:t>
+      </w:r>
+      <w:proofErr w:type="spellEnd"/>
+      <w:r>
+        <w:rPr>
+          <w:sz w:val="24"/>
+          <w:szCs w:val="24"/>
+        </w:rPr>
+        <w:t xml:space="preserve"> </w:t>
+      </w:r>
+      <w:proofErr w:type="spellStart"/>
+      <w:r>
+        <w:rPr>
+          <w:sz w:val="24"/>
+          <w:szCs w:val="24"/>
+        </w:rPr>
+        <w:t>Maps</w:t>
+      </w:r>
+      <w:proofErr w:type="spellEnd"/>
+      <w:r>
+        <w:rPr>
+          <w:sz w:val="24"/>
+          <w:szCs w:val="24"/>
+        </w:rPr>
+        <w:t xml:space="preserve"> per al seguiment de repartidors.</w:t>
       </w:r>
     </w:p>
     <w:p>
@@ -408,7 +490,15 @@
         </w:numPr>
       </w:pPr>
       <w:r>
-        <w:t>El registre pot ser amb correu o Gmail/Outlook (RF)</w:t>
+        <w:t xml:space="preserve">El registre pot ser amb correu o </w:t>
+      </w:r>
+      <w:proofErr w:type="spellStart"/>
+      <w:r>
+        <w:t>Gmail</w:t>
+      </w:r>
+      <w:proofErr w:type="spellEnd"/>
+      <w:r>
+        <w:t>/Outlook (RF)</w:t>
       </w:r>
     </w:p>
     <w:p>
@@ -441,7 +531,15 @@
         </w:numPr>
       </w:pPr>
       <w:r>
-        <w:t>La contrasenya ha de ser segura (8 caràcters mínim, 2 majúscules i 2 caràcters especiales) (RNF)</w:t>
+        <w:t xml:space="preserve">La contrasenya ha de ser segura (8 caràcters mínim, 2 majúscules i 2 caràcters </w:t>
+      </w:r>
+      <w:proofErr w:type="spellStart"/>
+      <w:r>
+        <w:t>especiales</w:t>
+      </w:r>
+      <w:proofErr w:type="spellEnd"/>
+      <w:r>
+        <w:t>) (RNF)</w:t>
       </w:r>
     </w:p>
     <w:p>
@@ -680,7 +778,23 @@
         </w:numPr>
       </w:pPr>
       <w:r>
-        <w:t>El mapa utilitzat per mostrar la posició del repartidor ha d’utilitzar la interfície de Google Maps (RNF)</w:t>
+        <w:t xml:space="preserve">El mapa utilitzat per mostrar la posició del repartidor ha d’utilitzar la interfície de </w:t>
+      </w:r>
+      <w:proofErr w:type="spellStart"/>
+      <w:r>
+        <w:t>Google</w:t>
+      </w:r>
+      <w:proofErr w:type="spellEnd"/>
+      <w:r>
+        <w:t xml:space="preserve"> </w:t>
+      </w:r>
+      <w:proofErr w:type="spellStart"/>
+      <w:r>
+        <w:t>Maps</w:t>
+      </w:r>
+      <w:proofErr w:type="spellEnd"/>
+      <w:r>
+        <w:t xml:space="preserve"> (RNF)</w:t>
       </w:r>
     </w:p>
     <w:p/>
@@ -700,7 +814,15 @@
         </w:numPr>
       </w:pPr>
       <w:r>
-        <w:t>El sistema ha de permetre el pagament de la comanda mitjançant targeta bancària o PayPal, connectant-se amb la plataforma corresponent per autenticar les dades i confirmar la transacció de manera segura. (RF)</w:t>
+        <w:t xml:space="preserve">El sistema ha de permetre el pagament de la comanda mitjançant targeta bancària o </w:t>
+      </w:r>
+      <w:proofErr w:type="spellStart"/>
+      <w:r>
+        <w:t>PayPal</w:t>
+      </w:r>
+      <w:proofErr w:type="spellEnd"/>
+      <w:r>
+        <w:t>, connectant-se amb la plataforma corresponent per autenticar les dades i confirmar la transacció de manera segura. (RF)</w:t>
       </w:r>
     </w:p>
     <w:p>
@@ -864,7 +986,21 @@
         <w:rPr>
           <w:color w:val="4A86E8"/>
         </w:rPr>
-        <w:t>-&gt; per cada 10€ dones 1 punt, i aquests es transfereixen en diners al compte de l’aplicació on cada punt equivale a 0.50€.</w:t>
+        <w:t xml:space="preserve">-&gt; per cada 10€ dones 1 punt, i aquests es transfereixen en diners al compte de l’aplicació on cada punt </w:t>
+      </w:r>
+      <w:proofErr w:type="spellStart"/>
+      <w:r>
+        <w:rPr>
+          <w:color w:val="4A86E8"/>
+        </w:rPr>
+        <w:t>equivale</w:t>
+      </w:r>
+      <w:proofErr w:type="spellEnd"/>
+      <w:r>
+        <w:rPr>
+          <w:color w:val="4A86E8"/>
+        </w:rPr>
+        <w:t xml:space="preserve"> a 0.50€.</w:t>
       </w:r>
     </w:p>
     <w:p>
@@ -881,7 +1017,21 @@
         <w:rPr>
           <w:color w:val="4A86E8"/>
         </w:rPr>
-        <w:t>-&gt; els diners que entren es tornen punts, els canjeados no conten com a punts</w:t>
+        <w:t xml:space="preserve">-&gt; els diners que entren es tornen punts, els </w:t>
+      </w:r>
+      <w:proofErr w:type="spellStart"/>
+      <w:r>
+        <w:rPr>
+          <w:color w:val="4A86E8"/>
+        </w:rPr>
+        <w:t>canjeados</w:t>
+      </w:r>
+      <w:proofErr w:type="spellEnd"/>
+      <w:r>
+        <w:rPr>
+          <w:color w:val="4A86E8"/>
+        </w:rPr>
+        <w:t xml:space="preserve"> no conten com a punts</w:t>
       </w:r>
     </w:p>
     <w:p>
@@ -937,7 +1087,15 @@
         </w:numPr>
       </w:pPr>
       <w:r>
-        <w:t>La versió mòbil ha de ser compatible i funcionar amb els sistemes operatius Android i iOS (RNF)</w:t>
+        <w:t xml:space="preserve">La versió mòbil ha de ser compatible i funcionar amb els sistemes operatius </w:t>
+      </w:r>
+      <w:proofErr w:type="spellStart"/>
+      <w:r>
+        <w:t>Android</w:t>
+      </w:r>
+      <w:proofErr w:type="spellEnd"/>
+      <w:r>
+        <w:t xml:space="preserve"> i iOS (RNF)</w:t>
       </w:r>
     </w:p>
     <w:p>
@@ -970,7 +1128,15 @@
         </w:numPr>
       </w:pPr>
       <w:r>
-        <w:t>El logo de l'aplicació ha d'estar visible en totes les pantalles del sistema (RNF)</w:t>
+        <w:t xml:space="preserve">El </w:t>
+      </w:r>
+      <w:proofErr w:type="spellStart"/>
+      <w:r>
+        <w:t>logo</w:t>
+      </w:r>
+      <w:proofErr w:type="spellEnd"/>
+      <w:r>
+        <w:t xml:space="preserve"> de l'aplicació ha d'estar visible en totes les pantalles del sistema (RNF)</w:t>
       </w:r>
     </w:p>
     <w:p>
@@ -992,7 +1158,15 @@
         </w:numPr>
       </w:pPr>
       <w:r>
-        <w:t>El sistema ha de tenir un temps de resposta màxim de 5 mil·lisegons després de cada petició (RNF)</w:t>
+        <w:t xml:space="preserve">El sistema ha de tenir un temps de resposta màxim de 5 </w:t>
+      </w:r>
+      <w:proofErr w:type="spellStart"/>
+      <w:r>
+        <w:t>mil·lisegons</w:t>
+      </w:r>
+      <w:proofErr w:type="spellEnd"/>
+      <w:r>
+        <w:t xml:space="preserve"> després de cada petició (RNF)</w:t>
       </w:r>
     </w:p>
     <w:p>
@@ -1003,7 +1177,15 @@
         </w:numPr>
       </w:pPr>
       <w:r>
-        <w:t>L'aplicació ha d'utilitzar el protocol OpenVPN per garantir l'encriptació de les dades (RNF)</w:t>
+        <w:t xml:space="preserve">L'aplicació ha d'utilitzar el protocol </w:t>
+      </w:r>
+      <w:proofErr w:type="spellStart"/>
+      <w:r>
+        <w:t>OpenVPN</w:t>
+      </w:r>
+      <w:proofErr w:type="spellEnd"/>
+      <w:r>
+        <w:t xml:space="preserve"> per garantir l'encriptació de les dades (RNF)</w:t>
       </w:r>
     </w:p>
     <w:p>
@@ -1016,6 +1198,7 @@
       <w:r>
         <w:t xml:space="preserve">La interfície ha de ser amigable i </w:t>
       </w:r>
+      <w:proofErr w:type="spellStart"/>
       <w:r>
         <w:rPr>
           <w:i/>
@@ -1023,6 +1206,7 @@
         </w:rPr>
         <w:t>responsive</w:t>
       </w:r>
+      <w:proofErr w:type="spellEnd"/>
       <w:r>
         <w:t xml:space="preserve"> (adaptable a totes les pantalles) (RNF)</w:t>
       </w:r>
@@ -1475,7 +1659,25 @@
                 <w:sz w:val="20"/>
                 <w:szCs w:val="20"/>
               </w:rPr>
-              <w:t>Data: 08/05/2026 - Num. Versió: 1.0</w:t>
+              <w:t xml:space="preserve">Data: 08/05/2026 - </w:t>
+            </w:r>
+            <w:proofErr w:type="spellStart"/>
+            <w:r>
+              <w:rPr>
+                <w:color w:val="1F1F1F"/>
+                <w:sz w:val="20"/>
+                <w:szCs w:val="20"/>
+              </w:rPr>
+              <w:t>Num</w:t>
+            </w:r>
+            <w:proofErr w:type="spellEnd"/>
+            <w:r>
+              <w:rPr>
+                <w:color w:val="1F1F1F"/>
+                <w:sz w:val="20"/>
+                <w:szCs w:val="20"/>
+              </w:rPr>
+              <w:t>. Versió: 1.0</w:t>
             </w:r>
           </w:p>
         </w:tc>
@@ -1709,7 +1911,25 @@
                 <w:sz w:val="20"/>
                 <w:szCs w:val="20"/>
               </w:rPr>
-              <w:t>Usuari no registrat, Serveis de Correu (Gmail / Outlook).</w:t>
+              <w:t>Usuari no registrat, Serveis de Correu (</w:t>
+            </w:r>
+            <w:proofErr w:type="spellStart"/>
+            <w:r>
+              <w:rPr>
+                <w:color w:val="1F1F1F"/>
+                <w:sz w:val="20"/>
+                <w:szCs w:val="20"/>
+              </w:rPr>
+              <w:t>Gmail</w:t>
+            </w:r>
+            <w:proofErr w:type="spellEnd"/>
+            <w:r>
+              <w:rPr>
+                <w:color w:val="1F1F1F"/>
+                <w:sz w:val="20"/>
+                <w:szCs w:val="20"/>
+              </w:rPr>
+              <w:t xml:space="preserve"> / Outlook).</w:t>
             </w:r>
           </w:p>
         </w:tc>
@@ -1743,6 +1963,7 @@
                 <w:szCs w:val="20"/>
               </w:rPr>
             </w:pPr>
+            <w:proofErr w:type="spellStart"/>
             <w:r>
               <w:rPr>
                 <w:b/>
@@ -1753,6 +1974,7 @@
               </w:rPr>
               <w:t>Precondició</w:t>
             </w:r>
+            <w:proofErr w:type="spellEnd"/>
           </w:p>
         </w:tc>
         <w:tc>
@@ -2011,6 +2233,7 @@
                 <w:szCs w:val="20"/>
               </w:rPr>
             </w:pPr>
+            <w:proofErr w:type="spellStart"/>
             <w:r>
               <w:rPr>
                 <w:b/>
@@ -2021,6 +2244,7 @@
               </w:rPr>
               <w:t>Subfluxos</w:t>
             </w:r>
+            <w:proofErr w:type="spellEnd"/>
           </w:p>
         </w:tc>
         <w:tc>
@@ -2055,7 +2279,25 @@
                 <w:sz w:val="20"/>
                 <w:szCs w:val="20"/>
               </w:rPr>
-              <w:t>- Inici amb Gmail/Outlook (Pas 2): L'usuari clica a la drecera del seu gestor de correu, el sistema es connecta amb l'actor extern (Serveis de Correu) per rebre l'autenticació i inicia la sessió de forma automàtica.</w:t>
+              <w:t xml:space="preserve">- Inici amb </w:t>
+            </w:r>
+            <w:proofErr w:type="spellStart"/>
+            <w:r>
+              <w:rPr>
+                <w:color w:val="1F1F1F"/>
+                <w:sz w:val="20"/>
+                <w:szCs w:val="20"/>
+              </w:rPr>
+              <w:t>Gmail</w:t>
+            </w:r>
+            <w:proofErr w:type="spellEnd"/>
+            <w:r>
+              <w:rPr>
+                <w:color w:val="1F1F1F"/>
+                <w:sz w:val="20"/>
+                <w:szCs w:val="20"/>
+              </w:rPr>
+              <w:t>/Outlook (Pas 2): L'usuari clica a la drecera del seu gestor de correu, el sistema es connecta amb l'actor extern (Serveis de Correu) per rebre l'autenticació i inicia la sessió de forma automàtica.</w:t>
             </w:r>
           </w:p>
         </w:tc>
@@ -2167,6 +2409,7 @@
                 <w:szCs w:val="20"/>
               </w:rPr>
             </w:pPr>
+            <w:proofErr w:type="spellStart"/>
             <w:r>
               <w:rPr>
                 <w:b/>
@@ -2177,6 +2420,7 @@
               </w:rPr>
               <w:t>Postcondició</w:t>
             </w:r>
+            <w:proofErr w:type="spellEnd"/>
           </w:p>
         </w:tc>
         <w:tc>
@@ -2289,35 +2533,89 @@
                 <w:sz w:val="20"/>
                 <w:szCs w:val="20"/>
               </w:rPr>
-              <w:t>- Ús de protocol OpenVPN per a la connexió segura (RNF).</w:t>
-            </w:r>
-          </w:p>
-          <w:p>
-            <w:pPr>
-              <w:widowControl w:val="0"/>
-              <w:rPr>
-                <w:color w:val="1F1F1F"/>
-                <w:sz w:val="20"/>
-                <w:szCs w:val="20"/>
-              </w:rPr>
-            </w:pPr>
-          </w:p>
-          <w:p>
-            <w:pPr>
-              <w:widowControl w:val="0"/>
-              <w:rPr>
-                <w:color w:val="1F1F1F"/>
-                <w:sz w:val="20"/>
-                <w:szCs w:val="20"/>
-              </w:rPr>
-            </w:pPr>
-            <w:r>
-              <w:rPr>
-                <w:color w:val="1F1F1F"/>
-                <w:sz w:val="20"/>
-                <w:szCs w:val="20"/>
-              </w:rPr>
-              <w:t>- Temps de resposta màxim de 5 ms en el procés de login (RNF).</w:t>
+              <w:t xml:space="preserve">- Ús de protocol </w:t>
+            </w:r>
+            <w:proofErr w:type="spellStart"/>
+            <w:r>
+              <w:rPr>
+                <w:color w:val="1F1F1F"/>
+                <w:sz w:val="20"/>
+                <w:szCs w:val="20"/>
+              </w:rPr>
+              <w:t>OpenVPN</w:t>
+            </w:r>
+            <w:proofErr w:type="spellEnd"/>
+            <w:r>
+              <w:rPr>
+                <w:color w:val="1F1F1F"/>
+                <w:sz w:val="20"/>
+                <w:szCs w:val="20"/>
+              </w:rPr>
+              <w:t xml:space="preserve"> per a la connexió segura (RNF).</w:t>
+            </w:r>
+          </w:p>
+          <w:p>
+            <w:pPr>
+              <w:widowControl w:val="0"/>
+              <w:rPr>
+                <w:color w:val="1F1F1F"/>
+                <w:sz w:val="20"/>
+                <w:szCs w:val="20"/>
+              </w:rPr>
+            </w:pPr>
+          </w:p>
+          <w:p>
+            <w:pPr>
+              <w:widowControl w:val="0"/>
+              <w:rPr>
+                <w:color w:val="1F1F1F"/>
+                <w:sz w:val="20"/>
+                <w:szCs w:val="20"/>
+              </w:rPr>
+            </w:pPr>
+            <w:r>
+              <w:rPr>
+                <w:color w:val="1F1F1F"/>
+                <w:sz w:val="20"/>
+                <w:szCs w:val="20"/>
+              </w:rPr>
+              <w:t xml:space="preserve">- Temps de resposta màxim de 5 </w:t>
+            </w:r>
+            <w:proofErr w:type="spellStart"/>
+            <w:r>
+              <w:rPr>
+                <w:color w:val="1F1F1F"/>
+                <w:sz w:val="20"/>
+                <w:szCs w:val="20"/>
+              </w:rPr>
+              <w:t>ms</w:t>
+            </w:r>
+            <w:proofErr w:type="spellEnd"/>
+            <w:r>
+              <w:rPr>
+                <w:color w:val="1F1F1F"/>
+                <w:sz w:val="20"/>
+                <w:szCs w:val="20"/>
+              </w:rPr>
+              <w:t xml:space="preserve"> en el procés de </w:t>
+            </w:r>
+            <w:proofErr w:type="spellStart"/>
+            <w:r>
+              <w:rPr>
+                <w:color w:val="1F1F1F"/>
+                <w:sz w:val="20"/>
+                <w:szCs w:val="20"/>
+              </w:rPr>
+              <w:t>login</w:t>
+            </w:r>
+            <w:proofErr w:type="spellEnd"/>
+            <w:r>
+              <w:rPr>
+                <w:color w:val="1F1F1F"/>
+                <w:sz w:val="20"/>
+                <w:szCs w:val="20"/>
+              </w:rPr>
+              <w:t xml:space="preserve"> (RNF).</w:t>
             </w:r>
           </w:p>
         </w:tc>
@@ -2800,7 +3098,23 @@
                 <w:sz w:val="20"/>
                 <w:szCs w:val="20"/>
               </w:rPr>
-              <w:t>Data: 06/05/2026 - Num. Versió: 1.0</w:t>
+              <w:t xml:space="preserve">Data: 06/05/2026 - </w:t>
+            </w:r>
+            <w:proofErr w:type="spellStart"/>
+            <w:r>
+              <w:rPr>
+                <w:sz w:val="20"/>
+                <w:szCs w:val="20"/>
+              </w:rPr>
+              <w:t>Num</w:t>
+            </w:r>
+            <w:proofErr w:type="spellEnd"/>
+            <w:r>
+              <w:rPr>
+                <w:sz w:val="20"/>
+                <w:szCs w:val="20"/>
+              </w:rPr>
+              <w:t>. Versió: 1.0</w:t>
             </w:r>
           </w:p>
         </w:tc>
@@ -2946,7 +3260,39 @@
                 <w:sz w:val="20"/>
                 <w:szCs w:val="20"/>
               </w:rPr>
-              <w:t>Aquest cas d'ús descriu com un usuari no registrat pot crear un compte a l'aplicació QueMenges, ja sigui amb un correu electrònic o utilitzant Gmail/Outlook, i crear el seu perfil inicial definint el seu rol.</w:t>
+              <w:t xml:space="preserve">Aquest cas d'ús descriu com un usuari no registrat pot crear un compte a l'aplicació </w:t>
+            </w:r>
+            <w:proofErr w:type="spellStart"/>
+            <w:r>
+              <w:rPr>
+                <w:sz w:val="20"/>
+                <w:szCs w:val="20"/>
+              </w:rPr>
+              <w:t>QueMenges</w:t>
+            </w:r>
+            <w:proofErr w:type="spellEnd"/>
+            <w:r>
+              <w:rPr>
+                <w:sz w:val="20"/>
+                <w:szCs w:val="20"/>
+              </w:rPr>
+              <w:t xml:space="preserve">, ja sigui amb un correu electrònic o utilitzant </w:t>
+            </w:r>
+            <w:proofErr w:type="spellStart"/>
+            <w:r>
+              <w:rPr>
+                <w:sz w:val="20"/>
+                <w:szCs w:val="20"/>
+              </w:rPr>
+              <w:t>Gmail</w:t>
+            </w:r>
+            <w:proofErr w:type="spellEnd"/>
+            <w:r>
+              <w:rPr>
+                <w:sz w:val="20"/>
+                <w:szCs w:val="20"/>
+              </w:rPr>
+              <w:t>/Outlook, i crear el seu perfil inicial definint el seu rol.</w:t>
             </w:r>
           </w:p>
         </w:tc>
@@ -3053,6 +3399,7 @@
                 <w:szCs w:val="20"/>
               </w:rPr>
             </w:pPr>
+            <w:proofErr w:type="spellStart"/>
             <w:r>
               <w:rPr>
                 <w:sz w:val="20"/>
@@ -3060,6 +3407,7 @@
               </w:rPr>
               <w:t>Precondició</w:t>
             </w:r>
+            <w:proofErr w:type="spellEnd"/>
           </w:p>
         </w:tc>
         <w:tc>
@@ -3181,7 +3529,23 @@
                 <w:sz w:val="20"/>
                 <w:szCs w:val="20"/>
               </w:rPr>
-              <w:t>2. El sistema demana el mètode de registre (correu tradicional o drecera via Gmail/Outlook).</w:t>
+              <w:t xml:space="preserve">2. El sistema demana el mètode de registre (correu tradicional o drecera via </w:t>
+            </w:r>
+            <w:proofErr w:type="spellStart"/>
+            <w:r>
+              <w:rPr>
+                <w:sz w:val="20"/>
+                <w:szCs w:val="20"/>
+              </w:rPr>
+              <w:t>Gmail</w:t>
+            </w:r>
+            <w:proofErr w:type="spellEnd"/>
+            <w:r>
+              <w:rPr>
+                <w:sz w:val="20"/>
+                <w:szCs w:val="20"/>
+              </w:rPr>
+              <w:t>/Outlook).</w:t>
             </w:r>
           </w:p>
           <w:p>
@@ -3295,6 +3659,7 @@
                 <w:szCs w:val="20"/>
               </w:rPr>
             </w:pPr>
+            <w:proofErr w:type="spellStart"/>
             <w:r>
               <w:rPr>
                 <w:sz w:val="20"/>
@@ -3302,6 +3667,7 @@
               </w:rPr>
               <w:t>Subfluxos</w:t>
             </w:r>
+            <w:proofErr w:type="spellEnd"/>
           </w:p>
         </w:tc>
         <w:tc>
@@ -3334,7 +3700,23 @@
                 <w:sz w:val="20"/>
                 <w:szCs w:val="20"/>
               </w:rPr>
-              <w:t>- Registre extern: Si l'usuari escull Gmail/Outlook al pas 2, el sistema es connecta amb els Serveis de Correu externs per validar les credencials automàticament. Aleshores, és re-enviat al registre per continuar definint els camps restants.</w:t>
+              <w:t xml:space="preserve">- Registre extern: Si l'usuari escull </w:t>
+            </w:r>
+            <w:proofErr w:type="spellStart"/>
+            <w:r>
+              <w:rPr>
+                <w:sz w:val="20"/>
+                <w:szCs w:val="20"/>
+              </w:rPr>
+              <w:t>Gmail</w:t>
+            </w:r>
+            <w:proofErr w:type="spellEnd"/>
+            <w:r>
+              <w:rPr>
+                <w:sz w:val="20"/>
+                <w:szCs w:val="20"/>
+              </w:rPr>
+              <w:t>/Outlook al pas 2, el sistema es connecta amb els Serveis de Correu externs per validar les credencials automàticament. Aleshores, és re-enviat al registre per continuar definint els camps restants.</w:t>
             </w:r>
           </w:p>
         </w:tc>
@@ -3457,6 +3839,7 @@
                 <w:szCs w:val="20"/>
               </w:rPr>
             </w:pPr>
+            <w:proofErr w:type="spellStart"/>
             <w:r>
               <w:rPr>
                 <w:sz w:val="20"/>
@@ -3464,6 +3847,7 @@
               </w:rPr>
               <w:t>Postcondició</w:t>
             </w:r>
+            <w:proofErr w:type="spellEnd"/>
           </w:p>
         </w:tc>
         <w:tc>
@@ -3496,7 +3880,23 @@
                 <w:sz w:val="20"/>
                 <w:szCs w:val="20"/>
               </w:rPr>
-              <w:t>S'ha creat correctament el compte d'usuari i el seu perfil associat a la base de dades. L'usuari adquireix el perfil d'"Usuari registrat" i el dels rols escollits.</w:t>
+              <w:t xml:space="preserve">S'ha creat correctament el compte d'usuari i el seu perfil associat a la base de dades. L'usuari adquireix el perfil </w:t>
+            </w:r>
+            <w:proofErr w:type="spellStart"/>
+            <w:r>
+              <w:rPr>
+                <w:sz w:val="20"/>
+                <w:szCs w:val="20"/>
+              </w:rPr>
+              <w:t>d'"Usuari</w:t>
+            </w:r>
+            <w:proofErr w:type="spellEnd"/>
+            <w:r>
+              <w:rPr>
+                <w:sz w:val="20"/>
+                <w:szCs w:val="20"/>
+              </w:rPr>
+              <w:t xml:space="preserve"> registrat" i el dels rols escollits.</w:t>
             </w:r>
           </w:p>
         </w:tc>
@@ -3658,7 +4058,23 @@
                 <w:sz w:val="20"/>
                 <w:szCs w:val="20"/>
               </w:rPr>
-              <w:t>Urgent (És indispensable per a l'ús de les funcionalitats clau de l'app).</w:t>
+              <w:t xml:space="preserve">Urgent (És indispensable per a l'ús de les funcionalitats clau de </w:t>
+            </w:r>
+            <w:proofErr w:type="spellStart"/>
+            <w:r>
+              <w:rPr>
+                <w:sz w:val="20"/>
+                <w:szCs w:val="20"/>
+              </w:rPr>
+              <w:t>l'app</w:t>
+            </w:r>
+            <w:proofErr w:type="spellEnd"/>
+            <w:r>
+              <w:rPr>
+                <w:sz w:val="20"/>
+                <w:szCs w:val="20"/>
+              </w:rPr>
+              <w:t>).</w:t>
             </w:r>
           </w:p>
         </w:tc>
@@ -4058,7 +4474,25 @@
                 <w:sz w:val="20"/>
                 <w:szCs w:val="20"/>
               </w:rPr>
-              <w:t>Data: 08/05/2026 - Num. Versió: 1.0</w:t>
+              <w:t xml:space="preserve">Data: 08/05/2026 - </w:t>
+            </w:r>
+            <w:proofErr w:type="spellStart"/>
+            <w:r>
+              <w:rPr>
+                <w:color w:val="1F1F1F"/>
+                <w:sz w:val="20"/>
+                <w:szCs w:val="20"/>
+              </w:rPr>
+              <w:t>Num</w:t>
+            </w:r>
+            <w:proofErr w:type="spellEnd"/>
+            <w:r>
+              <w:rPr>
+                <w:color w:val="1F1F1F"/>
+                <w:sz w:val="20"/>
+                <w:szCs w:val="20"/>
+              </w:rPr>
+              <w:t>. Versió: 1.0</w:t>
             </w:r>
           </w:p>
         </w:tc>
@@ -4326,6 +4760,7 @@
                 <w:szCs w:val="20"/>
               </w:rPr>
             </w:pPr>
+            <w:proofErr w:type="spellStart"/>
             <w:r>
               <w:rPr>
                 <w:b/>
@@ -4336,6 +4771,7 @@
               </w:rPr>
               <w:t>Precondició</w:t>
             </w:r>
+            <w:proofErr w:type="spellEnd"/>
           </w:p>
         </w:tc>
         <w:tc>
@@ -4566,6 +5002,7 @@
                 <w:szCs w:val="20"/>
               </w:rPr>
             </w:pPr>
+            <w:proofErr w:type="spellStart"/>
             <w:r>
               <w:rPr>
                 <w:b/>
@@ -4576,6 +5013,7 @@
               </w:rPr>
               <w:t>Subfluxos</w:t>
             </w:r>
+            <w:proofErr w:type="spellEnd"/>
           </w:p>
         </w:tc>
         <w:tc>
@@ -4798,6 +5236,7 @@
                 <w:szCs w:val="20"/>
               </w:rPr>
             </w:pPr>
+            <w:proofErr w:type="spellStart"/>
             <w:r>
               <w:rPr>
                 <w:b/>
@@ -4808,6 +5247,7 @@
               </w:rPr>
               <w:t>Postcondició</w:t>
             </w:r>
+            <w:proofErr w:type="spellEnd"/>
           </w:p>
         </w:tc>
         <w:tc>
@@ -4920,7 +5360,25 @@
                 <w:sz w:val="20"/>
                 <w:szCs w:val="20"/>
               </w:rPr>
-              <w:t>- La interfície de visualització ha de ser amigable i responsive (RNF).</w:t>
+              <w:t xml:space="preserve">- La interfície de visualització ha de ser amigable i </w:t>
+            </w:r>
+            <w:proofErr w:type="spellStart"/>
+            <w:r>
+              <w:rPr>
+                <w:color w:val="1F1F1F"/>
+                <w:sz w:val="20"/>
+                <w:szCs w:val="20"/>
+              </w:rPr>
+              <w:t>responsive</w:t>
+            </w:r>
+            <w:proofErr w:type="spellEnd"/>
+            <w:r>
+              <w:rPr>
+                <w:color w:val="1F1F1F"/>
+                <w:sz w:val="20"/>
+                <w:szCs w:val="20"/>
+              </w:rPr>
+              <w:t xml:space="preserve"> (RNF).</w:t>
             </w:r>
           </w:p>
         </w:tc>
@@ -5370,7 +5828,25 @@
                 <w:sz w:val="20"/>
                 <w:szCs w:val="20"/>
               </w:rPr>
-              <w:t>Data: 08/05/2026 - Num. Versió: 1.0</w:t>
+              <w:t xml:space="preserve">Data: 08/05/2026 - </w:t>
+            </w:r>
+            <w:proofErr w:type="spellStart"/>
+            <w:r>
+              <w:rPr>
+                <w:color w:val="1F1F1F"/>
+                <w:sz w:val="20"/>
+                <w:szCs w:val="20"/>
+              </w:rPr>
+              <w:t>Num</w:t>
+            </w:r>
+            <w:proofErr w:type="spellEnd"/>
+            <w:r>
+              <w:rPr>
+                <w:color w:val="1F1F1F"/>
+                <w:sz w:val="20"/>
+                <w:szCs w:val="20"/>
+              </w:rPr>
+              <w:t>. Versió: 1.0</w:t>
             </w:r>
           </w:p>
         </w:tc>
@@ -5637,6 +6113,7 @@
                 <w:szCs w:val="20"/>
               </w:rPr>
             </w:pPr>
+            <w:proofErr w:type="spellStart"/>
             <w:r>
               <w:rPr>
                 <w:b/>
@@ -5647,6 +6124,7 @@
               </w:rPr>
               <w:t>Precondició</w:t>
             </w:r>
+            <w:proofErr w:type="spellEnd"/>
           </w:p>
         </w:tc>
         <w:tc>
@@ -5849,6 +6327,7 @@
                 <w:szCs w:val="20"/>
               </w:rPr>
             </w:pPr>
+            <w:proofErr w:type="spellStart"/>
             <w:r>
               <w:rPr>
                 <w:b/>
@@ -5859,6 +6338,7 @@
               </w:rPr>
               <w:t>Subfluxos</w:t>
             </w:r>
+            <w:proofErr w:type="spellEnd"/>
           </w:p>
         </w:tc>
         <w:tc>
@@ -6004,6 +6484,7 @@
                 <w:szCs w:val="20"/>
               </w:rPr>
             </w:pPr>
+            <w:proofErr w:type="spellStart"/>
             <w:r>
               <w:rPr>
                 <w:b/>
@@ -6014,6 +6495,7 @@
               </w:rPr>
               <w:t>Postcondició</w:t>
             </w:r>
+            <w:proofErr w:type="spellEnd"/>
           </w:p>
         </w:tc>
         <w:tc>
@@ -6281,7 +6763,25 @@
                 <w:sz w:val="20"/>
                 <w:szCs w:val="20"/>
               </w:rPr>
-              <w:t>La interacció posterior de "Demanar de nou" ja s'ha documentat dins del cas d'ús UC6 - Realitzar comanda com un subflux.</w:t>
+              <w:t xml:space="preserve">La interacció posterior de "Demanar de nou" ja s'ha documentat dins del cas d'ús UC6 - Realitzar comanda com un </w:t>
+            </w:r>
+            <w:proofErr w:type="spellStart"/>
+            <w:r>
+              <w:rPr>
+                <w:color w:val="1F1F1F"/>
+                <w:sz w:val="20"/>
+                <w:szCs w:val="20"/>
+              </w:rPr>
+              <w:t>subflux</w:t>
+            </w:r>
+            <w:proofErr w:type="spellEnd"/>
+            <w:r>
+              <w:rPr>
+                <w:color w:val="1F1F1F"/>
+                <w:sz w:val="20"/>
+                <w:szCs w:val="20"/>
+              </w:rPr>
+              <w:t>.</w:t>
             </w:r>
           </w:p>
         </w:tc>
@@ -6696,7 +7196,25 @@
                 <w:sz w:val="20"/>
                 <w:szCs w:val="20"/>
               </w:rPr>
-              <w:t>Data: 06/05/2026 - Num. Versió: 1.0</w:t>
+              <w:t xml:space="preserve">Data: 06/05/2026 - </w:t>
+            </w:r>
+            <w:proofErr w:type="spellStart"/>
+            <w:r>
+              <w:rPr>
+                <w:color w:val="1F1F1F"/>
+                <w:sz w:val="20"/>
+                <w:szCs w:val="20"/>
+              </w:rPr>
+              <w:t>Num</w:t>
+            </w:r>
+            <w:proofErr w:type="spellEnd"/>
+            <w:r>
+              <w:rPr>
+                <w:color w:val="1F1F1F"/>
+                <w:sz w:val="20"/>
+                <w:szCs w:val="20"/>
+              </w:rPr>
+              <w:t>. Versió: 1.0</w:t>
             </w:r>
           </w:p>
         </w:tc>
@@ -6936,7 +7454,43 @@
                 <w:sz w:val="20"/>
                 <w:szCs w:val="20"/>
               </w:rPr>
-              <w:t>Client, Sistema de pagament (extern), Google Maps (extern).</w:t>
+              <w:t xml:space="preserve">Client, Sistema de pagament (extern), </w:t>
+            </w:r>
+            <w:proofErr w:type="spellStart"/>
+            <w:r>
+              <w:rPr>
+                <w:color w:val="1F1F1F"/>
+                <w:sz w:val="20"/>
+                <w:szCs w:val="20"/>
+              </w:rPr>
+              <w:t>Google</w:t>
+            </w:r>
+            <w:proofErr w:type="spellEnd"/>
+            <w:r>
+              <w:rPr>
+                <w:color w:val="1F1F1F"/>
+                <w:sz w:val="20"/>
+                <w:szCs w:val="20"/>
+              </w:rPr>
+              <w:t xml:space="preserve"> </w:t>
+            </w:r>
+            <w:proofErr w:type="spellStart"/>
+            <w:r>
+              <w:rPr>
+                <w:color w:val="1F1F1F"/>
+                <w:sz w:val="20"/>
+                <w:szCs w:val="20"/>
+              </w:rPr>
+              <w:t>Maps</w:t>
+            </w:r>
+            <w:proofErr w:type="spellEnd"/>
+            <w:r>
+              <w:rPr>
+                <w:color w:val="1F1F1F"/>
+                <w:sz w:val="20"/>
+                <w:szCs w:val="20"/>
+              </w:rPr>
+              <w:t xml:space="preserve"> (extern).</w:t>
             </w:r>
           </w:p>
         </w:tc>
@@ -6972,6 +7526,7 @@
                 <w:szCs w:val="20"/>
               </w:rPr>
             </w:pPr>
+            <w:proofErr w:type="spellStart"/>
             <w:r>
               <w:rPr>
                 <w:b/>
@@ -6982,6 +7537,7 @@
               </w:rPr>
               <w:t>Precondició</w:t>
             </w:r>
+            <w:proofErr w:type="spellEnd"/>
           </w:p>
         </w:tc>
         <w:tc>
@@ -7223,7 +7779,43 @@
                 <w:sz w:val="20"/>
                 <w:szCs w:val="20"/>
               </w:rPr>
-              <w:t>8. El client introdueix les dades de la seva Targeta bancària (Visa, Mastercard, Amex) i clica "Pagar".</w:t>
+              <w:t xml:space="preserve">8. El client introdueix les dades de la seva Targeta bancària (Visa, </w:t>
+            </w:r>
+            <w:proofErr w:type="spellStart"/>
+            <w:r>
+              <w:rPr>
+                <w:color w:val="1F1F1F"/>
+                <w:sz w:val="20"/>
+                <w:szCs w:val="20"/>
+              </w:rPr>
+              <w:t>Mastercard</w:t>
+            </w:r>
+            <w:proofErr w:type="spellEnd"/>
+            <w:r>
+              <w:rPr>
+                <w:color w:val="1F1F1F"/>
+                <w:sz w:val="20"/>
+                <w:szCs w:val="20"/>
+              </w:rPr>
+              <w:t xml:space="preserve">, </w:t>
+            </w:r>
+            <w:proofErr w:type="spellStart"/>
+            <w:r>
+              <w:rPr>
+                <w:color w:val="1F1F1F"/>
+                <w:sz w:val="20"/>
+                <w:szCs w:val="20"/>
+              </w:rPr>
+              <w:t>Amex</w:t>
+            </w:r>
+            <w:proofErr w:type="spellEnd"/>
+            <w:r>
+              <w:rPr>
+                <w:color w:val="1F1F1F"/>
+                <w:sz w:val="20"/>
+                <w:szCs w:val="20"/>
+              </w:rPr>
+              <w:t>) i clica "Pagar".</w:t>
             </w:r>
           </w:p>
           <w:p>
@@ -7313,6 +7905,7 @@
                 <w:szCs w:val="20"/>
               </w:rPr>
             </w:pPr>
+            <w:proofErr w:type="spellStart"/>
             <w:r>
               <w:rPr>
                 <w:b/>
@@ -7323,6 +7916,7 @@
               </w:rPr>
               <w:t>Subfluxos</w:t>
             </w:r>
+            <w:proofErr w:type="spellEnd"/>
           </w:p>
         </w:tc>
         <w:tc>
@@ -7385,7 +7979,43 @@
                 <w:sz w:val="20"/>
                 <w:szCs w:val="20"/>
               </w:rPr>
-              <w:t xml:space="preserve">- Pagament amb PayPal (Pas 8): Si el client escull PayPal en comptes de Targeta, el </w:t>
+              <w:t xml:space="preserve">- Pagament amb </w:t>
+            </w:r>
+            <w:proofErr w:type="spellStart"/>
+            <w:r>
+              <w:rPr>
+                <w:color w:val="1F1F1F"/>
+                <w:sz w:val="20"/>
+                <w:szCs w:val="20"/>
+              </w:rPr>
+              <w:t>PayPal</w:t>
+            </w:r>
+            <w:proofErr w:type="spellEnd"/>
+            <w:r>
+              <w:rPr>
+                <w:color w:val="1F1F1F"/>
+                <w:sz w:val="20"/>
+                <w:szCs w:val="20"/>
+              </w:rPr>
+              <w:t xml:space="preserve"> (Pas 8): Si el client escull </w:t>
+            </w:r>
+            <w:proofErr w:type="spellStart"/>
+            <w:r>
+              <w:rPr>
+                <w:color w:val="1F1F1F"/>
+                <w:sz w:val="20"/>
+                <w:szCs w:val="20"/>
+              </w:rPr>
+              <w:t>PayPal</w:t>
+            </w:r>
+            <w:proofErr w:type="spellEnd"/>
+            <w:r>
+              <w:rPr>
+                <w:color w:val="1F1F1F"/>
+                <w:sz w:val="20"/>
+                <w:szCs w:val="20"/>
+              </w:rPr>
+              <w:t xml:space="preserve"> en comptes de Targeta, el </w:t>
             </w:r>
             <w:r>
               <w:rPr>
@@ -7422,7 +8052,25 @@
                 <w:sz w:val="20"/>
                 <w:szCs w:val="20"/>
               </w:rPr>
-              <w:t>- Valoració de la comanda (Pas 11): El client selecciona l'opció de valorar el cuiner, obrint-se una finestra on pot puntuar amb estrelles la "Puntualitat" i l'"Estat del menjar". El client pot afegir un "Comentari (opcional)" i clica a "Enviar valoració". El sistema associa aquesta valoració al perfil del cuiner.</w:t>
+              <w:t xml:space="preserve">- Valoració de la comanda (Pas 11): El client selecciona l'opció de valorar el cuiner, obrint-se una finestra on pot puntuar amb estrelles la "Puntualitat" i </w:t>
+            </w:r>
+            <w:proofErr w:type="spellStart"/>
+            <w:r>
+              <w:rPr>
+                <w:color w:val="1F1F1F"/>
+                <w:sz w:val="20"/>
+                <w:szCs w:val="20"/>
+              </w:rPr>
+              <w:t>l'"Estat</w:t>
+            </w:r>
+            <w:proofErr w:type="spellEnd"/>
+            <w:r>
+              <w:rPr>
+                <w:color w:val="1F1F1F"/>
+                <w:sz w:val="20"/>
+                <w:szCs w:val="20"/>
+              </w:rPr>
+              <w:t xml:space="preserve"> del menjar". El client pot afegir un "Comentari (opcional)" i clica a "Enviar valoració". El sistema associa aquesta valoració al perfil del cuiner.</w:t>
             </w:r>
           </w:p>
           <w:p>
@@ -7605,6 +8253,7 @@
                 <w:szCs w:val="20"/>
               </w:rPr>
             </w:pPr>
+            <w:proofErr w:type="spellStart"/>
             <w:r>
               <w:rPr>
                 <w:b/>
@@ -7615,6 +8264,7 @@
               </w:rPr>
               <w:t>Postcondició</w:t>
             </w:r>
+            <w:proofErr w:type="spellEnd"/>
           </w:p>
         </w:tc>
         <w:tc>
@@ -7649,7 +8299,25 @@
                 <w:sz w:val="20"/>
                 <w:szCs w:val="20"/>
               </w:rPr>
-              <w:t>La comanda queda registrada en estat "Preparant", s'ha cobrat l'import al client deduint els punts utilitzats, i la comanda s'ha afegit a la llista de comandes actives del client. Si s'ha completat el subflux de valoració, la nota s'associa i s'actualitza al perfil del cuiner.</w:t>
+              <w:t xml:space="preserve">La comanda queda registrada en estat "Preparant", s'ha cobrat l'import al client deduint els punts utilitzats, i la comanda s'ha afegit a la llista de comandes actives del client. Si s'ha completat el </w:t>
+            </w:r>
+            <w:proofErr w:type="spellStart"/>
+            <w:r>
+              <w:rPr>
+                <w:color w:val="1F1F1F"/>
+                <w:sz w:val="20"/>
+                <w:szCs w:val="20"/>
+              </w:rPr>
+              <w:t>subflux</w:t>
+            </w:r>
+            <w:proofErr w:type="spellEnd"/>
+            <w:r>
+              <w:rPr>
+                <w:color w:val="1F1F1F"/>
+                <w:sz w:val="20"/>
+                <w:szCs w:val="20"/>
+              </w:rPr>
+              <w:t xml:space="preserve"> de valoració, la nota s'associa i s'actualitza al perfil del cuiner.</w:t>
             </w:r>
           </w:p>
         </w:tc>
@@ -7785,7 +8453,25 @@
                 <w:sz w:val="20"/>
                 <w:szCs w:val="20"/>
               </w:rPr>
-              <w:t>- Temps de resposta màxim de 5 ms en cada petició del procés (RNF).</w:t>
+              <w:t xml:space="preserve">- Temps de resposta màxim de 5 </w:t>
+            </w:r>
+            <w:proofErr w:type="spellStart"/>
+            <w:r>
+              <w:rPr>
+                <w:color w:val="1F1F1F"/>
+                <w:sz w:val="20"/>
+                <w:szCs w:val="20"/>
+              </w:rPr>
+              <w:t>ms</w:t>
+            </w:r>
+            <w:proofErr w:type="spellEnd"/>
+            <w:r>
+              <w:rPr>
+                <w:color w:val="1F1F1F"/>
+                <w:sz w:val="20"/>
+                <w:szCs w:val="20"/>
+              </w:rPr>
+              <w:t xml:space="preserve"> en cada petició del procés (RNF).</w:t>
             </w:r>
           </w:p>
         </w:tc>
@@ -7865,7 +8551,43 @@
                 <w:sz w:val="20"/>
                 <w:szCs w:val="20"/>
               </w:rPr>
-              <w:t>Urgent (És el nucli o "core business" de l'aplicació).</w:t>
+              <w:t>Urgent (És el nucli o "</w:t>
+            </w:r>
+            <w:proofErr w:type="spellStart"/>
+            <w:r>
+              <w:rPr>
+                <w:color w:val="1F1F1F"/>
+                <w:sz w:val="20"/>
+                <w:szCs w:val="20"/>
+              </w:rPr>
+              <w:t>core</w:t>
+            </w:r>
+            <w:proofErr w:type="spellEnd"/>
+            <w:r>
+              <w:rPr>
+                <w:color w:val="1F1F1F"/>
+                <w:sz w:val="20"/>
+                <w:szCs w:val="20"/>
+              </w:rPr>
+              <w:t xml:space="preserve"> </w:t>
+            </w:r>
+            <w:proofErr w:type="spellStart"/>
+            <w:r>
+              <w:rPr>
+                <w:color w:val="1F1F1F"/>
+                <w:sz w:val="20"/>
+                <w:szCs w:val="20"/>
+              </w:rPr>
+              <w:t>business</w:t>
+            </w:r>
+            <w:proofErr w:type="spellEnd"/>
+            <w:r>
+              <w:rPr>
+                <w:color w:val="1F1F1F"/>
+                <w:sz w:val="20"/>
+                <w:szCs w:val="20"/>
+              </w:rPr>
+              <w:t>" de l'aplicació).</w:t>
             </w:r>
           </w:p>
         </w:tc>
@@ -7945,7 +8667,43 @@
                 <w:sz w:val="20"/>
                 <w:szCs w:val="20"/>
               </w:rPr>
-              <w:t>Aquest cas d'ús agrupa múltiples funcionalitats descrites al document d'especificacions (Grups 2, 3, 4 i 5 de l'SRS) perquè a nivell d'experiència d'usuari formen part d'un únic procés de "checkout" continu tal com mostren els mockups.</w:t>
+              <w:t>Aquest cas d'ús agrupa múltiples funcionalitats descrites al document d'especificacions (Grups 2, 3, 4 i 5 de l'SRS) perquè a nivell d'experiència d'usuari formen part d'un únic procés de "</w:t>
+            </w:r>
+            <w:proofErr w:type="spellStart"/>
+            <w:r>
+              <w:rPr>
+                <w:color w:val="1F1F1F"/>
+                <w:sz w:val="20"/>
+                <w:szCs w:val="20"/>
+              </w:rPr>
+              <w:t>checkout</w:t>
+            </w:r>
+            <w:proofErr w:type="spellEnd"/>
+            <w:r>
+              <w:rPr>
+                <w:color w:val="1F1F1F"/>
+                <w:sz w:val="20"/>
+                <w:szCs w:val="20"/>
+              </w:rPr>
+              <w:t xml:space="preserve">" continu tal com mostren els </w:t>
+            </w:r>
+            <w:proofErr w:type="spellStart"/>
+            <w:r>
+              <w:rPr>
+                <w:color w:val="1F1F1F"/>
+                <w:sz w:val="20"/>
+                <w:szCs w:val="20"/>
+              </w:rPr>
+              <w:t>mockups</w:t>
+            </w:r>
+            <w:proofErr w:type="spellEnd"/>
+            <w:r>
+              <w:rPr>
+                <w:color w:val="1F1F1F"/>
+                <w:sz w:val="20"/>
+                <w:szCs w:val="20"/>
+              </w:rPr>
+              <w:t>.</w:t>
             </w:r>
           </w:p>
         </w:tc>
@@ -8320,7 +9078,25 @@
                 <w:sz w:val="20"/>
                 <w:szCs w:val="20"/>
               </w:rPr>
-              <w:t>Data: 08/05/2026 - Num. Versió: 1.0</w:t>
+              <w:t xml:space="preserve">Data: 08/05/2026 - </w:t>
+            </w:r>
+            <w:proofErr w:type="spellStart"/>
+            <w:r>
+              <w:rPr>
+                <w:color w:val="1F1F1F"/>
+                <w:sz w:val="20"/>
+                <w:szCs w:val="20"/>
+              </w:rPr>
+              <w:t>Num</w:t>
+            </w:r>
+            <w:proofErr w:type="spellEnd"/>
+            <w:r>
+              <w:rPr>
+                <w:color w:val="1F1F1F"/>
+                <w:sz w:val="20"/>
+                <w:szCs w:val="20"/>
+              </w:rPr>
+              <w:t>. Versió: 1.0</w:t>
             </w:r>
           </w:p>
         </w:tc>
@@ -8476,7 +9252,25 @@
                 <w:sz w:val="20"/>
                 <w:szCs w:val="20"/>
               </w:rPr>
-              <w:t>El client es dona d'alta al servei "QueMenges Premium" per gaudir d'una tarifa plana d'enviaments gratuïts i començar a acumular punts per a les seves comandes.</w:t>
+              <w:t>El client es dona d'alta al servei "</w:t>
+            </w:r>
+            <w:proofErr w:type="spellStart"/>
+            <w:r>
+              <w:rPr>
+                <w:color w:val="1F1F1F"/>
+                <w:sz w:val="20"/>
+                <w:szCs w:val="20"/>
+              </w:rPr>
+              <w:t>QueMenges</w:t>
+            </w:r>
+            <w:proofErr w:type="spellEnd"/>
+            <w:r>
+              <w:rPr>
+                <w:color w:val="1F1F1F"/>
+                <w:sz w:val="20"/>
+                <w:szCs w:val="20"/>
+              </w:rPr>
+              <w:t xml:space="preserve"> Premium" per gaudir d'una tarifa plana d'enviaments gratuïts i començar a acumular punts per a les seves comandes.</w:t>
             </w:r>
           </w:p>
         </w:tc>
@@ -8587,6 +9381,7 @@
                 <w:szCs w:val="20"/>
               </w:rPr>
             </w:pPr>
+            <w:proofErr w:type="spellStart"/>
             <w:r>
               <w:rPr>
                 <w:b/>
@@ -8597,6 +9392,7 @@
               </w:rPr>
               <w:t>Precondició</w:t>
             </w:r>
+            <w:proofErr w:type="spellEnd"/>
           </w:p>
         </w:tc>
         <w:tc>
@@ -8709,7 +9505,43 @@
                 <w:sz w:val="20"/>
                 <w:szCs w:val="20"/>
               </w:rPr>
-              <w:t>1. El client visualitza i clica el botó "Subscriure's" situat al bàner promocional de QueMenges Premium a la pantalla inicial.</w:t>
+              <w:t xml:space="preserve">1. El client visualitza i clica el botó "Subscriure's" situat al </w:t>
+            </w:r>
+            <w:proofErr w:type="spellStart"/>
+            <w:r>
+              <w:rPr>
+                <w:color w:val="1F1F1F"/>
+                <w:sz w:val="20"/>
+                <w:szCs w:val="20"/>
+              </w:rPr>
+              <w:t>bàner</w:t>
+            </w:r>
+            <w:proofErr w:type="spellEnd"/>
+            <w:r>
+              <w:rPr>
+                <w:color w:val="1F1F1F"/>
+                <w:sz w:val="20"/>
+                <w:szCs w:val="20"/>
+              </w:rPr>
+              <w:t xml:space="preserve"> promocional de </w:t>
+            </w:r>
+            <w:proofErr w:type="spellStart"/>
+            <w:r>
+              <w:rPr>
+                <w:color w:val="1F1F1F"/>
+                <w:sz w:val="20"/>
+                <w:szCs w:val="20"/>
+              </w:rPr>
+              <w:t>QueMenges</w:t>
+            </w:r>
+            <w:proofErr w:type="spellEnd"/>
+            <w:r>
+              <w:rPr>
+                <w:color w:val="1F1F1F"/>
+                <w:sz w:val="20"/>
+                <w:szCs w:val="20"/>
+              </w:rPr>
+              <w:t xml:space="preserve"> Premium a la pantalla inicial.</w:t>
             </w:r>
           </w:p>
           <w:p>
@@ -8855,6 +9687,7 @@
                 <w:szCs w:val="20"/>
               </w:rPr>
             </w:pPr>
+            <w:proofErr w:type="spellStart"/>
             <w:r>
               <w:rPr>
                 <w:b/>
@@ -8865,6 +9698,7 @@
               </w:rPr>
               <w:t>Subfluxos</w:t>
             </w:r>
+            <w:proofErr w:type="spellEnd"/>
           </w:p>
         </w:tc>
         <w:tc>
@@ -9010,6 +9844,7 @@
                 <w:szCs w:val="20"/>
               </w:rPr>
             </w:pPr>
+            <w:proofErr w:type="spellStart"/>
             <w:r>
               <w:rPr>
                 <w:b/>
@@ -9020,6 +9855,7 @@
               </w:rPr>
               <w:t>Postcondició</w:t>
             </w:r>
+            <w:proofErr w:type="spellEnd"/>
           </w:p>
         </w:tc>
         <w:tc>
@@ -9132,7 +9968,25 @@
                 <w:sz w:val="20"/>
                 <w:szCs w:val="20"/>
               </w:rPr>
-              <w:t>- Interfície usable integrant el color corporatiu taronja en els elements destacats com el bàner (RNF).</w:t>
+              <w:t xml:space="preserve">- Interfície usable integrant el color corporatiu taronja en els elements destacats com el </w:t>
+            </w:r>
+            <w:proofErr w:type="spellStart"/>
+            <w:r>
+              <w:rPr>
+                <w:color w:val="1F1F1F"/>
+                <w:sz w:val="20"/>
+                <w:szCs w:val="20"/>
+              </w:rPr>
+              <w:t>bàner</w:t>
+            </w:r>
+            <w:proofErr w:type="spellEnd"/>
+            <w:r>
+              <w:rPr>
+                <w:color w:val="1F1F1F"/>
+                <w:sz w:val="20"/>
+                <w:szCs w:val="20"/>
+              </w:rPr>
+              <w:t xml:space="preserve"> (RNF).</w:t>
             </w:r>
           </w:p>
         </w:tc>
@@ -9615,7 +10469,25 @@
                 <w:sz w:val="20"/>
                 <w:szCs w:val="20"/>
               </w:rPr>
-              <w:t>Data: 10/05/2026 - Num. Versió: 1.0</w:t>
+              <w:t xml:space="preserve">Data: 10/05/2026 - </w:t>
+            </w:r>
+            <w:proofErr w:type="spellStart"/>
+            <w:r>
+              <w:rPr>
+                <w:color w:val="1F1F1F"/>
+                <w:sz w:val="20"/>
+                <w:szCs w:val="20"/>
+              </w:rPr>
+              <w:t>Num</w:t>
+            </w:r>
+            <w:proofErr w:type="spellEnd"/>
+            <w:r>
+              <w:rPr>
+                <w:color w:val="1F1F1F"/>
+                <w:sz w:val="20"/>
+                <w:szCs w:val="20"/>
+              </w:rPr>
+              <w:t>. Versió: 1.0</w:t>
             </w:r>
           </w:p>
         </w:tc>
@@ -9882,6 +10754,7 @@
                 <w:szCs w:val="20"/>
               </w:rPr>
             </w:pPr>
+            <w:proofErr w:type="spellStart"/>
             <w:r>
               <w:rPr>
                 <w:b/>
@@ -9892,6 +10765,7 @@
               </w:rPr>
               <w:t>Precondició</w:t>
             </w:r>
+            <w:proofErr w:type="spellEnd"/>
           </w:p>
         </w:tc>
         <w:tc>
@@ -10206,6 +11080,7 @@
                 <w:szCs w:val="20"/>
               </w:rPr>
             </w:pPr>
+            <w:proofErr w:type="spellStart"/>
             <w:r>
               <w:rPr>
                 <w:b/>
@@ -10216,6 +11091,7 @@
               </w:rPr>
               <w:t>Subfluxos</w:t>
             </w:r>
+            <w:proofErr w:type="spellEnd"/>
           </w:p>
         </w:tc>
         <w:tc>
@@ -10361,6 +11237,7 @@
                 <w:szCs w:val="20"/>
               </w:rPr>
             </w:pPr>
+            <w:proofErr w:type="spellStart"/>
             <w:r>
               <w:rPr>
                 <w:b/>
@@ -10371,6 +11248,7 @@
               </w:rPr>
               <w:t>Postcondició</w:t>
             </w:r>
+            <w:proofErr w:type="spellEnd"/>
           </w:p>
         </w:tc>
         <w:tc>
@@ -10966,7 +11844,25 @@
                 <w:sz w:val="20"/>
                 <w:szCs w:val="20"/>
               </w:rPr>
-              <w:t>Data: 10/05/2026 - Num. Versió: 1.0</w:t>
+              <w:t xml:space="preserve">Data: 10/05/2026 - </w:t>
+            </w:r>
+            <w:proofErr w:type="spellStart"/>
+            <w:r>
+              <w:rPr>
+                <w:color w:val="1F1F1F"/>
+                <w:sz w:val="20"/>
+                <w:szCs w:val="20"/>
+              </w:rPr>
+              <w:t>Num</w:t>
+            </w:r>
+            <w:proofErr w:type="spellEnd"/>
+            <w:r>
+              <w:rPr>
+                <w:color w:val="1F1F1F"/>
+                <w:sz w:val="20"/>
+                <w:szCs w:val="20"/>
+              </w:rPr>
+              <w:t>. Versió: 1.0</w:t>
             </w:r>
           </w:p>
         </w:tc>
@@ -11233,6 +12129,7 @@
                 <w:szCs w:val="20"/>
               </w:rPr>
             </w:pPr>
+            <w:proofErr w:type="spellStart"/>
             <w:r>
               <w:rPr>
                 <w:b/>
@@ -11243,6 +12140,7 @@
               </w:rPr>
               <w:t>Precondició</w:t>
             </w:r>
+            <w:proofErr w:type="spellEnd"/>
           </w:p>
         </w:tc>
         <w:tc>
@@ -11383,7 +12281,25 @@
                 <w:sz w:val="20"/>
                 <w:szCs w:val="20"/>
               </w:rPr>
-              <w:t>2. El sistema mostra l'estat actual de disponibilitat mitjançant un selector tipus toggle.</w:t>
+              <w:t xml:space="preserve">2. El sistema mostra l'estat actual de disponibilitat mitjançant un selector tipus </w:t>
+            </w:r>
+            <w:proofErr w:type="spellStart"/>
+            <w:r>
+              <w:rPr>
+                <w:color w:val="1F1F1F"/>
+                <w:sz w:val="20"/>
+                <w:szCs w:val="20"/>
+              </w:rPr>
+              <w:t>toggle</w:t>
+            </w:r>
+            <w:proofErr w:type="spellEnd"/>
+            <w:r>
+              <w:rPr>
+                <w:color w:val="1F1F1F"/>
+                <w:sz w:val="20"/>
+                <w:szCs w:val="20"/>
+              </w:rPr>
+              <w:t>.</w:t>
             </w:r>
           </w:p>
           <w:p>
@@ -11529,6 +12445,7 @@
                 <w:szCs w:val="20"/>
               </w:rPr>
             </w:pPr>
+            <w:proofErr w:type="spellStart"/>
             <w:r>
               <w:rPr>
                 <w:b/>
@@ -11539,6 +12456,7 @@
               </w:rPr>
               <w:t>Subfluxos</w:t>
             </w:r>
+            <w:proofErr w:type="spellEnd"/>
           </w:p>
         </w:tc>
         <w:tc>
@@ -11684,6 +12602,7 @@
                 <w:szCs w:val="20"/>
               </w:rPr>
             </w:pPr>
+            <w:proofErr w:type="spellStart"/>
             <w:r>
               <w:rPr>
                 <w:b/>
@@ -11694,6 +12613,7 @@
               </w:rPr>
               <w:t>Postcondició</w:t>
             </w:r>
+            <w:proofErr w:type="spellEnd"/>
           </w:p>
         </w:tc>
         <w:tc>
@@ -11806,7 +12726,25 @@
                 <w:sz w:val="20"/>
                 <w:szCs w:val="20"/>
               </w:rPr>
-              <w:t>- L'actualització de l'estat ha de ser reflectida en el llistat públic en menys de 5 ms (RNF).</w:t>
+              <w:t xml:space="preserve">- L'actualització de l'estat ha de ser reflectida en el llistat públic en menys de 5 </w:t>
+            </w:r>
+            <w:proofErr w:type="spellStart"/>
+            <w:r>
+              <w:rPr>
+                <w:color w:val="1F1F1F"/>
+                <w:sz w:val="20"/>
+                <w:szCs w:val="20"/>
+              </w:rPr>
+              <w:t>ms</w:t>
+            </w:r>
+            <w:proofErr w:type="spellEnd"/>
+            <w:r>
+              <w:rPr>
+                <w:color w:val="1F1F1F"/>
+                <w:sz w:val="20"/>
+                <w:szCs w:val="20"/>
+              </w:rPr>
+              <w:t xml:space="preserve"> (RNF).</w:t>
             </w:r>
           </w:p>
         </w:tc>
@@ -12297,7 +13235,25 @@
                 <w:sz w:val="20"/>
                 <w:szCs w:val="20"/>
               </w:rPr>
-              <w:t>Data: 08/05/2026 - Num. Versió: 1.0</w:t>
+              <w:t xml:space="preserve">Data: 08/05/2026 - </w:t>
+            </w:r>
+            <w:proofErr w:type="spellStart"/>
+            <w:r>
+              <w:rPr>
+                <w:color w:val="1F1F1F"/>
+                <w:sz w:val="20"/>
+                <w:szCs w:val="20"/>
+              </w:rPr>
+              <w:t>Num</w:t>
+            </w:r>
+            <w:proofErr w:type="spellEnd"/>
+            <w:r>
+              <w:rPr>
+                <w:color w:val="1F1F1F"/>
+                <w:sz w:val="20"/>
+                <w:szCs w:val="20"/>
+              </w:rPr>
+              <w:t>. Versió: 1.0</w:t>
             </w:r>
           </w:p>
         </w:tc>
@@ -12564,6 +13520,7 @@
                 <w:szCs w:val="20"/>
               </w:rPr>
             </w:pPr>
+            <w:proofErr w:type="spellStart"/>
             <w:r>
               <w:rPr>
                 <w:b/>
@@ -12574,6 +13531,7 @@
               </w:rPr>
               <w:t>Precondició</w:t>
             </w:r>
+            <w:proofErr w:type="spellEnd"/>
           </w:p>
         </w:tc>
         <w:tc>
@@ -12714,7 +13672,25 @@
                 <w:sz w:val="20"/>
                 <w:szCs w:val="20"/>
               </w:rPr>
-              <w:t>2. El sistema llista les sol·licitudes entrants de comandes o de propostes personalitzades.</w:t>
+              <w:t xml:space="preserve">2. El sistema llista les </w:t>
+            </w:r>
+            <w:proofErr w:type="spellStart"/>
+            <w:r>
+              <w:rPr>
+                <w:color w:val="1F1F1F"/>
+                <w:sz w:val="20"/>
+                <w:szCs w:val="20"/>
+              </w:rPr>
+              <w:t>sol·licitudes</w:t>
+            </w:r>
+            <w:proofErr w:type="spellEnd"/>
+            <w:r>
+              <w:rPr>
+                <w:color w:val="1F1F1F"/>
+                <w:sz w:val="20"/>
+                <w:szCs w:val="20"/>
+              </w:rPr>
+              <w:t xml:space="preserve"> entrants de comandes o de propostes personalitzades.</w:t>
             </w:r>
           </w:p>
           <w:p>
@@ -12832,6 +13808,7 @@
                 <w:szCs w:val="20"/>
               </w:rPr>
             </w:pPr>
+            <w:proofErr w:type="spellStart"/>
             <w:r>
               <w:rPr>
                 <w:b/>
@@ -12842,6 +13819,7 @@
               </w:rPr>
               <w:t>Subfluxos</w:t>
             </w:r>
+            <w:proofErr w:type="spellEnd"/>
           </w:p>
         </w:tc>
         <w:tc>
@@ -12876,7 +13854,25 @@
                 <w:sz w:val="20"/>
                 <w:szCs w:val="20"/>
               </w:rPr>
-              <w:t>- Xat per a propostes personalitzades (Pas 2): Si la petició és una proposta de plat fora del menú predefinit, el cuiner pot obrir un xat privat amb el client dins del sistema per aclarir dubtes i garantir que el resultat s'ajusta als desitjos del consumidor abans d'acceptar-la.</w:t>
+              <w:t xml:space="preserve">- Xat per a propostes personalitzades (Pas 2): Si la petició és una proposta de plat fora del menú </w:t>
+            </w:r>
+            <w:proofErr w:type="spellStart"/>
+            <w:r>
+              <w:rPr>
+                <w:color w:val="1F1F1F"/>
+                <w:sz w:val="20"/>
+                <w:szCs w:val="20"/>
+              </w:rPr>
+              <w:t>predefinit</w:t>
+            </w:r>
+            <w:proofErr w:type="spellEnd"/>
+            <w:r>
+              <w:rPr>
+                <w:color w:val="1F1F1F"/>
+                <w:sz w:val="20"/>
+                <w:szCs w:val="20"/>
+              </w:rPr>
+              <w:t>, el cuiner pot obrir un xat privat amb el client dins del sistema per aclarir dubtes i garantir que el resultat s'ajusta als desitjos del consumidor abans d'acceptar-la.</w:t>
             </w:r>
           </w:p>
         </w:tc>
@@ -12988,6 +13984,7 @@
                 <w:szCs w:val="20"/>
               </w:rPr>
             </w:pPr>
+            <w:proofErr w:type="spellStart"/>
             <w:r>
               <w:rPr>
                 <w:b/>
@@ -12998,6 +13995,7 @@
               </w:rPr>
               <w:t>Postcondició</w:t>
             </w:r>
+            <w:proofErr w:type="spellEnd"/>
           </w:p>
         </w:tc>
         <w:tc>
@@ -13593,7 +14591,25 @@
                 <w:sz w:val="20"/>
                 <w:szCs w:val="20"/>
               </w:rPr>
-              <w:t>Data: 10/05/2026 - Num. Versió: 1.0</w:t>
+              <w:t xml:space="preserve">Data: 10/05/2026 - </w:t>
+            </w:r>
+            <w:proofErr w:type="spellStart"/>
+            <w:r>
+              <w:rPr>
+                <w:color w:val="1F1F1F"/>
+                <w:sz w:val="20"/>
+                <w:szCs w:val="20"/>
+              </w:rPr>
+              <w:t>Num</w:t>
+            </w:r>
+            <w:proofErr w:type="spellEnd"/>
+            <w:r>
+              <w:rPr>
+                <w:color w:val="1F1F1F"/>
+                <w:sz w:val="20"/>
+                <w:szCs w:val="20"/>
+              </w:rPr>
+              <w:t>. Versió: 1.0</w:t>
             </w:r>
           </w:p>
         </w:tc>
@@ -13860,6 +14876,7 @@
                 <w:szCs w:val="20"/>
               </w:rPr>
             </w:pPr>
+            <w:proofErr w:type="spellStart"/>
             <w:r>
               <w:rPr>
                 <w:b/>
@@ -13870,6 +14887,7 @@
               </w:rPr>
               <w:t>Precondició</w:t>
             </w:r>
+            <w:proofErr w:type="spellEnd"/>
           </w:p>
         </w:tc>
         <w:tc>
@@ -14128,6 +15146,7 @@
                 <w:szCs w:val="20"/>
               </w:rPr>
             </w:pPr>
+            <w:proofErr w:type="spellStart"/>
             <w:r>
               <w:rPr>
                 <w:b/>
@@ -14138,6 +15157,7 @@
               </w:rPr>
               <w:t>Subfluxos</w:t>
             </w:r>
+            <w:proofErr w:type="spellEnd"/>
           </w:p>
         </w:tc>
         <w:tc>
@@ -14311,6 +15331,7 @@
                 <w:szCs w:val="20"/>
               </w:rPr>
             </w:pPr>
+            <w:proofErr w:type="spellStart"/>
             <w:r>
               <w:rPr>
                 <w:b/>
@@ -14322,6 +15343,7 @@
               <w:lastRenderedPageBreak/>
               <w:t>Postcondició</w:t>
             </w:r>
+            <w:proofErr w:type="spellEnd"/>
           </w:p>
         </w:tc>
         <w:tc>
@@ -14915,7 +15937,25 @@
                 <w:sz w:val="20"/>
                 <w:szCs w:val="20"/>
               </w:rPr>
-              <w:t>Data: 10/05/2026 - Num. Versió: 1.0</w:t>
+              <w:t xml:space="preserve">Data: 10/05/2026 - </w:t>
+            </w:r>
+            <w:proofErr w:type="spellStart"/>
+            <w:r>
+              <w:rPr>
+                <w:color w:val="1F1F1F"/>
+                <w:sz w:val="20"/>
+                <w:szCs w:val="20"/>
+              </w:rPr>
+              <w:t>Num</w:t>
+            </w:r>
+            <w:proofErr w:type="spellEnd"/>
+            <w:r>
+              <w:rPr>
+                <w:color w:val="1F1F1F"/>
+                <w:sz w:val="20"/>
+                <w:szCs w:val="20"/>
+              </w:rPr>
+              <w:t>. Versió: 1.0</w:t>
             </w:r>
           </w:p>
         </w:tc>
@@ -15182,6 +16222,7 @@
                 <w:szCs w:val="20"/>
               </w:rPr>
             </w:pPr>
+            <w:proofErr w:type="spellStart"/>
             <w:r>
               <w:rPr>
                 <w:b/>
@@ -15192,6 +16233,7 @@
               </w:rPr>
               <w:t>Precondició</w:t>
             </w:r>
+            <w:proofErr w:type="spellEnd"/>
           </w:p>
         </w:tc>
         <w:tc>
@@ -15478,6 +16520,7 @@
                 <w:szCs w:val="20"/>
               </w:rPr>
             </w:pPr>
+            <w:proofErr w:type="spellStart"/>
             <w:r>
               <w:rPr>
                 <w:b/>
@@ -15488,6 +16531,7 @@
               </w:rPr>
               <w:t>Subfluxos</w:t>
             </w:r>
+            <w:proofErr w:type="spellEnd"/>
           </w:p>
         </w:tc>
         <w:tc>
@@ -15642,6 +16686,7 @@
                 <w:szCs w:val="20"/>
               </w:rPr>
             </w:pPr>
+            <w:proofErr w:type="spellStart"/>
             <w:r>
               <w:rPr>
                 <w:b/>
@@ -15653,6 +16698,7 @@
               <w:lastRenderedPageBreak/>
               <w:t>Postcondició</w:t>
             </w:r>
+            <w:proofErr w:type="spellEnd"/>
           </w:p>
         </w:tc>
         <w:tc>
@@ -15765,7 +16811,25 @@
                 <w:sz w:val="20"/>
                 <w:szCs w:val="20"/>
               </w:rPr>
-              <w:t>- El temps de resposta un cop clicat el botó de desar no ha de superar els 5 ms (RNF).</w:t>
+              <w:t xml:space="preserve">- El temps de resposta un cop clicat el botó de desar no ha de superar els 5 </w:t>
+            </w:r>
+            <w:proofErr w:type="spellStart"/>
+            <w:r>
+              <w:rPr>
+                <w:color w:val="1F1F1F"/>
+                <w:sz w:val="20"/>
+                <w:szCs w:val="20"/>
+              </w:rPr>
+              <w:t>ms</w:t>
+            </w:r>
+            <w:proofErr w:type="spellEnd"/>
+            <w:r>
+              <w:rPr>
+                <w:color w:val="1F1F1F"/>
+                <w:sz w:val="20"/>
+                <w:szCs w:val="20"/>
+              </w:rPr>
+              <w:t xml:space="preserve"> (RNF).</w:t>
             </w:r>
           </w:p>
           <w:p>
@@ -16267,7 +17331,25 @@
                 <w:sz w:val="20"/>
                 <w:szCs w:val="20"/>
               </w:rPr>
-              <w:t>Data: 10/05/2026 - Num. Versió: 1.0</w:t>
+              <w:t xml:space="preserve">Data: 10/05/2026 - </w:t>
+            </w:r>
+            <w:proofErr w:type="spellStart"/>
+            <w:r>
+              <w:rPr>
+                <w:color w:val="1F1F1F"/>
+                <w:sz w:val="20"/>
+                <w:szCs w:val="20"/>
+              </w:rPr>
+              <w:t>Num</w:t>
+            </w:r>
+            <w:proofErr w:type="spellEnd"/>
+            <w:r>
+              <w:rPr>
+                <w:color w:val="1F1F1F"/>
+                <w:sz w:val="20"/>
+                <w:szCs w:val="20"/>
+              </w:rPr>
+              <w:t>. Versió: 1.0</w:t>
             </w:r>
           </w:p>
         </w:tc>
@@ -16534,6 +17616,7 @@
                 <w:szCs w:val="20"/>
               </w:rPr>
             </w:pPr>
+            <w:proofErr w:type="spellStart"/>
             <w:r>
               <w:rPr>
                 <w:b/>
@@ -16544,6 +17627,7 @@
               </w:rPr>
               <w:t>Precondició</w:t>
             </w:r>
+            <w:proofErr w:type="spellEnd"/>
           </w:p>
         </w:tc>
         <w:tc>
@@ -16740,7 +17824,25 @@
                 <w:sz w:val="20"/>
                 <w:szCs w:val="20"/>
               </w:rPr>
-              <w:t>4. El repartidor pot afegir diversos torns per a un mateix dia cliant el botó "+".</w:t>
+              <w:t xml:space="preserve">4. El repartidor pot afegir diversos torns per a un mateix dia </w:t>
+            </w:r>
+            <w:proofErr w:type="spellStart"/>
+            <w:r>
+              <w:rPr>
+                <w:color w:val="1F1F1F"/>
+                <w:sz w:val="20"/>
+                <w:szCs w:val="20"/>
+              </w:rPr>
+              <w:t>cliant</w:t>
+            </w:r>
+            <w:proofErr w:type="spellEnd"/>
+            <w:r>
+              <w:rPr>
+                <w:color w:val="1F1F1F"/>
+                <w:sz w:val="20"/>
+                <w:szCs w:val="20"/>
+              </w:rPr>
+              <w:t xml:space="preserve"> el botó "+".</w:t>
             </w:r>
           </w:p>
           <w:p>
@@ -16830,6 +17932,7 @@
                 <w:szCs w:val="20"/>
               </w:rPr>
             </w:pPr>
+            <w:proofErr w:type="spellStart"/>
             <w:r>
               <w:rPr>
                 <w:b/>
@@ -16840,6 +17943,7 @@
               </w:rPr>
               <w:t>Subfluxos</w:t>
             </w:r>
+            <w:proofErr w:type="spellEnd"/>
           </w:p>
         </w:tc>
         <w:tc>
@@ -16986,6 +18090,7 @@
                 <w:szCs w:val="20"/>
               </w:rPr>
             </w:pPr>
+            <w:proofErr w:type="spellStart"/>
             <w:r>
               <w:rPr>
                 <w:b/>
@@ -16996,6 +18101,7 @@
               </w:rPr>
               <w:t>Postcondició</w:t>
             </w:r>
+            <w:proofErr w:type="spellEnd"/>
           </w:p>
         </w:tc>
         <w:tc>
@@ -17634,7 +18740,25 @@
                 <w:sz w:val="20"/>
                 <w:szCs w:val="20"/>
               </w:rPr>
-              <w:t>Data: 08/05/2026 - Num. Versió: 1.0</w:t>
+              <w:t xml:space="preserve">Data: 08/05/2026 - </w:t>
+            </w:r>
+            <w:proofErr w:type="spellStart"/>
+            <w:r>
+              <w:rPr>
+                <w:color w:val="1F1F1F"/>
+                <w:sz w:val="20"/>
+                <w:szCs w:val="20"/>
+              </w:rPr>
+              <w:t>Num</w:t>
+            </w:r>
+            <w:proofErr w:type="spellEnd"/>
+            <w:r>
+              <w:rPr>
+                <w:color w:val="1F1F1F"/>
+                <w:sz w:val="20"/>
+                <w:szCs w:val="20"/>
+              </w:rPr>
+              <w:t>. Versió: 1.0</w:t>
             </w:r>
           </w:p>
         </w:tc>
@@ -17901,6 +19025,7 @@
                 <w:szCs w:val="20"/>
               </w:rPr>
             </w:pPr>
+            <w:proofErr w:type="spellStart"/>
             <w:r>
               <w:rPr>
                 <w:b/>
@@ -17911,6 +19036,7 @@
               </w:rPr>
               <w:t>Precondició</w:t>
             </w:r>
+            <w:proofErr w:type="spellEnd"/>
           </w:p>
         </w:tc>
         <w:tc>
@@ -17932,20 +19058,19 @@
           </w:tcPr>
           <w:p>
             <w:pPr>
-              <w:widowControl w:val="0"/>
-              <w:rPr>
-                <w:color w:val="1F1F1F"/>
-                <w:sz w:val="20"/>
-                <w:szCs w:val="20"/>
-              </w:rPr>
-            </w:pPr>
-            <w:r>
-              <w:rPr>
-                <w:color w:val="1F1F1F"/>
-                <w:sz w:val="20"/>
-                <w:szCs w:val="20"/>
-              </w:rPr>
-              <w:t>L'usuari ha d'estar autenticat amb el rol de Repartidor actiu i trobar-se dins del seu "horari de repartiment".</w:t>
+              <w:rPr>
+                <w:color w:val="1F1F1F"/>
+                <w:sz w:val="20"/>
+                <w:szCs w:val="20"/>
+              </w:rPr>
+            </w:pPr>
+            <w:r>
+              <w:rPr>
+                <w:color w:val="1F1F1F"/>
+                <w:sz w:val="20"/>
+                <w:szCs w:val="20"/>
+              </w:rPr>
+              <w:t>L'usuari ha d'estar autenticat amb el rol de Repartidor actiu, trobar-se dins del seu "horari de repartiment" i ha de estar situat en el “Panell de repartidor” en la pestanya “Comandes”</w:t>
             </w:r>
           </w:p>
         </w:tc>
@@ -18024,147 +19149,109 @@
                 <w:sz w:val="20"/>
                 <w:szCs w:val="20"/>
               </w:rPr>
-              <w:t>1. El repartidor accedeix al "Panell de repartidor" a la pestanya "Comandes".</w:t>
-            </w:r>
-          </w:p>
-          <w:p>
-            <w:pPr>
-              <w:widowControl w:val="0"/>
-              <w:rPr>
-                <w:color w:val="1F1F1F"/>
-                <w:sz w:val="20"/>
-                <w:szCs w:val="20"/>
-              </w:rPr>
-            </w:pPr>
-          </w:p>
-          <w:p>
-            <w:pPr>
-              <w:widowControl w:val="0"/>
-              <w:rPr>
-                <w:color w:val="1F1F1F"/>
-                <w:sz w:val="20"/>
-                <w:szCs w:val="20"/>
-              </w:rPr>
-            </w:pPr>
-            <w:r>
-              <w:rPr>
-                <w:color w:val="1F1F1F"/>
-                <w:sz w:val="20"/>
-                <w:szCs w:val="20"/>
-              </w:rPr>
-              <w:t>2. El sistema visualitza un llistat de les comandes pendents indicant: El nom del plat, Cuiner d'origen i Client destí, direccions de recollida i entrega, la distància total (en km) i la remuneració econòmica exacta de l'encàrrec.</w:t>
-            </w:r>
-          </w:p>
-          <w:p>
-            <w:pPr>
-              <w:widowControl w:val="0"/>
-              <w:rPr>
-                <w:color w:val="1F1F1F"/>
-                <w:sz w:val="20"/>
-                <w:szCs w:val="20"/>
-              </w:rPr>
-            </w:pPr>
-          </w:p>
-          <w:p>
-            <w:pPr>
-              <w:widowControl w:val="0"/>
-              <w:rPr>
-                <w:color w:val="1F1F1F"/>
-                <w:sz w:val="20"/>
-                <w:szCs w:val="20"/>
-              </w:rPr>
-            </w:pPr>
-            <w:r>
-              <w:rPr>
-                <w:color w:val="1F1F1F"/>
-                <w:sz w:val="20"/>
-                <w:szCs w:val="20"/>
-              </w:rPr>
-              <w:t>3. El repartidor clica el botó "Acceptar" sobre una entrega concreta.</w:t>
-            </w:r>
-          </w:p>
-          <w:p>
-            <w:pPr>
-              <w:widowControl w:val="0"/>
-              <w:rPr>
-                <w:color w:val="1F1F1F"/>
-                <w:sz w:val="20"/>
-                <w:szCs w:val="20"/>
-              </w:rPr>
-            </w:pPr>
-          </w:p>
-          <w:p>
-            <w:pPr>
-              <w:widowControl w:val="0"/>
-              <w:rPr>
-                <w:color w:val="1F1F1F"/>
-                <w:sz w:val="20"/>
-                <w:szCs w:val="20"/>
-              </w:rPr>
-            </w:pPr>
-            <w:r>
-              <w:rPr>
-                <w:color w:val="1F1F1F"/>
-                <w:sz w:val="20"/>
-                <w:szCs w:val="20"/>
-              </w:rPr>
-              <w:t>4. El sistema assigna la comanda a aquest repartidor, desapareixent per a la resta de repartidors i passant a la llista d'"Actives (1)".</w:t>
-            </w:r>
-          </w:p>
-          <w:p>
-            <w:pPr>
-              <w:widowControl w:val="0"/>
-              <w:rPr>
-                <w:color w:val="1F1F1F"/>
-                <w:sz w:val="20"/>
-                <w:szCs w:val="20"/>
-              </w:rPr>
-            </w:pPr>
-          </w:p>
-          <w:p>
-            <w:pPr>
-              <w:widowControl w:val="0"/>
-              <w:rPr>
-                <w:color w:val="1F1F1F"/>
-                <w:sz w:val="20"/>
-                <w:szCs w:val="20"/>
-              </w:rPr>
-            </w:pPr>
-            <w:r>
-              <w:rPr>
-                <w:color w:val="1F1F1F"/>
-                <w:sz w:val="20"/>
-                <w:szCs w:val="20"/>
-              </w:rPr>
-              <w:t>5. L'estat de la comanda passa a "En camí", cosa que actualitza el mapa de seguiment en temps real al client.</w:t>
-            </w:r>
-          </w:p>
-          <w:p>
-            <w:pPr>
-              <w:widowControl w:val="0"/>
-              <w:rPr>
-                <w:color w:val="1F1F1F"/>
-                <w:sz w:val="20"/>
-                <w:szCs w:val="20"/>
-              </w:rPr>
-            </w:pPr>
-          </w:p>
-          <w:p>
-            <w:pPr>
-              <w:widowControl w:val="0"/>
-              <w:rPr>
-                <w:color w:val="1F1F1F"/>
-                <w:sz w:val="20"/>
-                <w:szCs w:val="20"/>
-              </w:rPr>
-            </w:pPr>
-            <w:r>
-              <w:rPr>
-                <w:color w:val="1F1F1F"/>
-                <w:sz w:val="20"/>
-                <w:szCs w:val="20"/>
-              </w:rPr>
-              <w:t>6. Un cop al destí, el repartidor marca la comanda com a "Lliurada" a l'aplicació.</w:t>
+              <w:t>1. El sistema visualitza un llistat de les comandes pendents indicant: El nom del plat, Cuiner d'origen i Client destí, direccions de recollida i entrega, la distància total (en km) i la remuneració econòmica exacta de l'encàrrec.</w:t>
+            </w:r>
+          </w:p>
+          <w:p>
+            <w:pPr>
+              <w:widowControl w:val="0"/>
+              <w:rPr>
+                <w:color w:val="1F1F1F"/>
+                <w:sz w:val="20"/>
+                <w:szCs w:val="20"/>
+              </w:rPr>
+            </w:pPr>
+          </w:p>
+          <w:p>
+            <w:pPr>
+              <w:widowControl w:val="0"/>
+              <w:rPr>
+                <w:color w:val="1F1F1F"/>
+                <w:sz w:val="20"/>
+                <w:szCs w:val="20"/>
+              </w:rPr>
+            </w:pPr>
+            <w:r>
+              <w:rPr>
+                <w:color w:val="1F1F1F"/>
+                <w:sz w:val="20"/>
+                <w:szCs w:val="20"/>
+              </w:rPr>
+              <w:t>2. El repartidor clica el botó "Acceptar" sobre una entrega concreta.</w:t>
+            </w:r>
+          </w:p>
+          <w:p>
+            <w:pPr>
+              <w:widowControl w:val="0"/>
+              <w:rPr>
+                <w:color w:val="1F1F1F"/>
+                <w:sz w:val="20"/>
+                <w:szCs w:val="20"/>
+              </w:rPr>
+            </w:pPr>
+          </w:p>
+          <w:p>
+            <w:pPr>
+              <w:widowControl w:val="0"/>
+              <w:rPr>
+                <w:color w:val="1F1F1F"/>
+                <w:sz w:val="20"/>
+                <w:szCs w:val="20"/>
+              </w:rPr>
+            </w:pPr>
+            <w:r>
+              <w:rPr>
+                <w:color w:val="1F1F1F"/>
+                <w:sz w:val="20"/>
+                <w:szCs w:val="20"/>
+              </w:rPr>
+              <w:t xml:space="preserve">3. El sistema assigna la comanda a aquest repartidor, desapareixent per a la resta de repartidors i passant a la llista </w:t>
+            </w:r>
+            <w:proofErr w:type="spellStart"/>
+            <w:r>
+              <w:rPr>
+                <w:color w:val="1F1F1F"/>
+                <w:sz w:val="20"/>
+                <w:szCs w:val="20"/>
+              </w:rPr>
+              <w:t>d'"Actives</w:t>
+            </w:r>
+            <w:proofErr w:type="spellEnd"/>
+            <w:r>
+              <w:rPr>
+                <w:color w:val="1F1F1F"/>
+                <w:sz w:val="20"/>
+                <w:szCs w:val="20"/>
+              </w:rPr>
+              <w:t xml:space="preserve"> (1)".</w:t>
+            </w:r>
+          </w:p>
+          <w:p>
+            <w:pPr>
+              <w:widowControl w:val="0"/>
+              <w:rPr>
+                <w:color w:val="1F1F1F"/>
+                <w:sz w:val="20"/>
+                <w:szCs w:val="20"/>
+              </w:rPr>
+            </w:pPr>
+          </w:p>
+          <w:p>
+            <w:pPr>
+              <w:widowControl w:val="0"/>
+              <w:rPr>
+                <w:color w:val="1F1F1F"/>
+                <w:sz w:val="20"/>
+                <w:szCs w:val="20"/>
+              </w:rPr>
+            </w:pPr>
+            <w:r>
+              <w:rPr>
+                <w:color w:val="1F1F1F"/>
+                <w:sz w:val="20"/>
+                <w:szCs w:val="20"/>
+              </w:rPr>
+              <w:t>4. L'estat de la comanda passa a "En camí", cosa que actualitza el mapa de seguiment en temps real al client.</w:t>
             </w:r>
           </w:p>
         </w:tc>
@@ -18198,6 +19285,7 @@
                 <w:szCs w:val="20"/>
               </w:rPr>
             </w:pPr>
+            <w:proofErr w:type="spellStart"/>
             <w:r>
               <w:rPr>
                 <w:b/>
@@ -18208,6 +19296,7 @@
               </w:rPr>
               <w:t>Subfluxos</w:t>
             </w:r>
+            <w:proofErr w:type="spellEnd"/>
           </w:p>
         </w:tc>
         <w:tc>
@@ -18353,6 +19442,7 @@
                 <w:szCs w:val="20"/>
               </w:rPr>
             </w:pPr>
+            <w:proofErr w:type="spellStart"/>
             <w:r>
               <w:rPr>
                 <w:b/>
@@ -18363,6 +19453,7 @@
               </w:rPr>
               <w:t>Postcondició</w:t>
             </w:r>
+            <w:proofErr w:type="spellEnd"/>
           </w:p>
         </w:tc>
         <w:tc>
@@ -18397,7 +19488,7 @@
                 <w:sz w:val="20"/>
                 <w:szCs w:val="20"/>
               </w:rPr>
-              <w:t>S'ha realitzat l'entrega i els fons retinguts de la passarel·la de pagament passen a incloure's al compte de l'usuari Repartidor, dividint-se amb el cuiner.</w:t>
+              <w:t>La comanda està assignada al repartidor i en estat "En camí".</w:t>
             </w:r>
           </w:p>
         </w:tc>
@@ -18644,6 +19735,1255 @@
         </w:rPr>
       </w:pPr>
     </w:p>
+    <w:p>
+      <w:pPr>
+        <w:rPr>
+          <w:sz w:val="30"/>
+          <w:szCs w:val="30"/>
+        </w:rPr>
+      </w:pPr>
+      <w:r>
+        <w:rPr>
+          <w:sz w:val="30"/>
+          <w:szCs w:val="30"/>
+        </w:rPr>
+        <w:t>Marcar com a lliura</w:t>
+      </w:r>
+      <w:r>
+        <w:rPr>
+          <w:sz w:val="30"/>
+          <w:szCs w:val="30"/>
+        </w:rPr>
+        <w:t>t:</w:t>
+      </w:r>
+    </w:p>
+    <w:p>
+      <w:pPr>
+        <w:rPr>
+          <w:sz w:val="30"/>
+          <w:szCs w:val="30"/>
+        </w:rPr>
+      </w:pPr>
+    </w:p>
+    <w:tbl>
+      <w:tblPr>
+        <w:tblStyle w:val="ab"/>
+        <w:tblW w:w="9750" w:type="dxa"/>
+        <w:tblInd w:w="0" w:type="dxa"/>
+        <w:tblBorders>
+          <w:top w:val="nil"/>
+          <w:left w:val="nil"/>
+          <w:bottom w:val="nil"/>
+          <w:right w:val="nil"/>
+          <w:insideH w:val="nil"/>
+          <w:insideV w:val="nil"/>
+        </w:tblBorders>
+        <w:tblLayout w:type="fixed"/>
+        <w:tblLook w:val="0600" w:firstRow="0" w:lastRow="0" w:firstColumn="0" w:lastColumn="0" w:noHBand="1" w:noVBand="1"/>
+      </w:tblPr>
+      <w:tblGrid>
+        <w:gridCol w:w="1500"/>
+        <w:gridCol w:w="8250"/>
+      </w:tblGrid>
+      <w:tr>
+        <w:trPr>
+          <w:trHeight w:val="330"/>
+        </w:trPr>
+        <w:tc>
+          <w:tcPr>
+            <w:tcW w:w="1500" w:type="dxa"/>
+            <w:tcBorders>
+              <w:top w:val="single" w:sz="7" w:space="0" w:color="CCCCCC"/>
+              <w:left w:val="single" w:sz="7" w:space="0" w:color="CCCCCC"/>
+              <w:bottom w:val="single" w:sz="7" w:space="0" w:color="CCCCCC"/>
+              <w:right w:val="single" w:sz="7" w:space="0" w:color="CCCCCC"/>
+            </w:tcBorders>
+            <w:tcMar>
+              <w:top w:w="40" w:type="dxa"/>
+              <w:left w:w="40" w:type="dxa"/>
+              <w:bottom w:w="40" w:type="dxa"/>
+              <w:right w:w="40" w:type="dxa"/>
+            </w:tcMar>
+            <w:vAlign w:val="bottom"/>
+          </w:tcPr>
+          <w:p>
+            <w:pPr>
+              <w:widowControl w:val="0"/>
+              <w:rPr>
+                <w:sz w:val="20"/>
+                <w:szCs w:val="20"/>
+              </w:rPr>
+            </w:pPr>
+            <w:r>
+              <w:rPr>
+                <w:color w:val="1F1F1F"/>
+                <w:sz w:val="20"/>
+                <w:szCs w:val="20"/>
+              </w:rPr>
+              <w:t>Camp</w:t>
+            </w:r>
+          </w:p>
+        </w:tc>
+        <w:tc>
+          <w:tcPr>
+            <w:tcW w:w="8250" w:type="dxa"/>
+            <w:tcBorders>
+              <w:top w:val="single" w:sz="7" w:space="0" w:color="CCCCCC"/>
+              <w:left w:val="single" w:sz="7" w:space="0" w:color="CCCCCC"/>
+              <w:bottom w:val="single" w:sz="7" w:space="0" w:color="CCCCCC"/>
+              <w:right w:val="single" w:sz="7" w:space="0" w:color="CCCCCC"/>
+            </w:tcBorders>
+            <w:tcMar>
+              <w:top w:w="40" w:type="dxa"/>
+              <w:left w:w="40" w:type="dxa"/>
+              <w:bottom w:w="40" w:type="dxa"/>
+              <w:right w:w="40" w:type="dxa"/>
+            </w:tcMar>
+            <w:vAlign w:val="bottom"/>
+          </w:tcPr>
+          <w:p>
+            <w:pPr>
+              <w:widowControl w:val="0"/>
+              <w:rPr>
+                <w:sz w:val="20"/>
+                <w:szCs w:val="20"/>
+              </w:rPr>
+            </w:pPr>
+            <w:r>
+              <w:rPr>
+                <w:color w:val="1F1F1F"/>
+                <w:sz w:val="20"/>
+                <w:szCs w:val="20"/>
+              </w:rPr>
+              <w:t>Descripció</w:t>
+            </w:r>
+          </w:p>
+        </w:tc>
+      </w:tr>
+      <w:tr>
+        <w:trPr>
+          <w:trHeight w:val="324"/>
+        </w:trPr>
+        <w:tc>
+          <w:tcPr>
+            <w:tcW w:w="1500" w:type="dxa"/>
+            <w:tcBorders>
+              <w:top w:val="single" w:sz="7" w:space="0" w:color="CCCCCC"/>
+              <w:left w:val="single" w:sz="7" w:space="0" w:color="CCCCCC"/>
+              <w:bottom w:val="single" w:sz="7" w:space="0" w:color="CCCCCC"/>
+              <w:right w:val="single" w:sz="7" w:space="0" w:color="CCCCCC"/>
+            </w:tcBorders>
+            <w:tcMar>
+              <w:top w:w="40" w:type="dxa"/>
+              <w:left w:w="40" w:type="dxa"/>
+              <w:bottom w:w="40" w:type="dxa"/>
+              <w:right w:w="40" w:type="dxa"/>
+            </w:tcMar>
+            <w:vAlign w:val="bottom"/>
+          </w:tcPr>
+          <w:p>
+            <w:pPr>
+              <w:widowControl w:val="0"/>
+              <w:rPr>
+                <w:sz w:val="20"/>
+                <w:szCs w:val="20"/>
+              </w:rPr>
+            </w:pPr>
+            <w:r>
+              <w:rPr>
+                <w:b/>
+                <w:bCs/>
+                <w:color w:val="1F1F1F"/>
+                <w:sz w:val="20"/>
+                <w:szCs w:val="20"/>
+              </w:rPr>
+              <w:t>CAS D'ÚS</w:t>
+            </w:r>
+          </w:p>
+        </w:tc>
+        <w:tc>
+          <w:tcPr>
+            <w:tcW w:w="8250" w:type="dxa"/>
+            <w:tcBorders>
+              <w:top w:val="single" w:sz="7" w:space="0" w:color="CCCCCC"/>
+              <w:left w:val="single" w:sz="7" w:space="0" w:color="CCCCCC"/>
+              <w:bottom w:val="single" w:sz="7" w:space="0" w:color="CCCCCC"/>
+              <w:right w:val="single" w:sz="7" w:space="0" w:color="000000"/>
+            </w:tcBorders>
+            <w:tcMar>
+              <w:top w:w="40" w:type="dxa"/>
+              <w:left w:w="0" w:type="dxa"/>
+              <w:bottom w:w="40" w:type="dxa"/>
+              <w:right w:w="0" w:type="dxa"/>
+            </w:tcMar>
+            <w:vAlign w:val="bottom"/>
+          </w:tcPr>
+          <w:p>
+            <w:pPr>
+              <w:widowControl w:val="0"/>
+              <w:rPr>
+                <w:b/>
+                <w:bCs/>
+                <w:color w:val="4A86E8"/>
+                <w:sz w:val="20"/>
+                <w:szCs w:val="20"/>
+              </w:rPr>
+            </w:pPr>
+            <w:r>
+              <w:rPr>
+                <w:b/>
+                <w:bCs/>
+                <w:color w:val="4A86E8"/>
+                <w:sz w:val="20"/>
+                <w:szCs w:val="20"/>
+              </w:rPr>
+              <w:t>Marcar com lliurat</w:t>
+            </w:r>
+          </w:p>
+        </w:tc>
+      </w:tr>
+      <w:tr>
+        <w:trPr>
+          <w:trHeight w:val="330"/>
+        </w:trPr>
+        <w:tc>
+          <w:tcPr>
+            <w:tcW w:w="1500" w:type="dxa"/>
+            <w:tcBorders>
+              <w:top w:val="single" w:sz="7" w:space="0" w:color="CCCCCC"/>
+              <w:left w:val="single" w:sz="7" w:space="0" w:color="CCCCCC"/>
+              <w:bottom w:val="single" w:sz="7" w:space="0" w:color="CCCCCC"/>
+              <w:right w:val="single" w:sz="7" w:space="0" w:color="CCCCCC"/>
+            </w:tcBorders>
+            <w:tcMar>
+              <w:top w:w="40" w:type="dxa"/>
+              <w:left w:w="40" w:type="dxa"/>
+              <w:bottom w:w="40" w:type="dxa"/>
+              <w:right w:w="40" w:type="dxa"/>
+            </w:tcMar>
+            <w:vAlign w:val="bottom"/>
+          </w:tcPr>
+          <w:p>
+            <w:pPr>
+              <w:widowControl w:val="0"/>
+              <w:rPr>
+                <w:sz w:val="20"/>
+                <w:szCs w:val="20"/>
+              </w:rPr>
+            </w:pPr>
+            <w:r>
+              <w:rPr>
+                <w:b/>
+                <w:bCs/>
+                <w:color w:val="1F1F1F"/>
+                <w:sz w:val="20"/>
+                <w:szCs w:val="20"/>
+              </w:rPr>
+              <w:t>Versió</w:t>
+            </w:r>
+          </w:p>
+        </w:tc>
+        <w:tc>
+          <w:tcPr>
+            <w:tcW w:w="8250" w:type="dxa"/>
+            <w:tcBorders>
+              <w:top w:val="single" w:sz="7" w:space="0" w:color="CCCCCC"/>
+              <w:left w:val="single" w:sz="7" w:space="0" w:color="CCCCCC"/>
+              <w:bottom w:val="single" w:sz="7" w:space="0" w:color="CCCCCC"/>
+              <w:right w:val="single" w:sz="7" w:space="0" w:color="000000"/>
+            </w:tcBorders>
+            <w:tcMar>
+              <w:top w:w="40" w:type="dxa"/>
+              <w:left w:w="0" w:type="dxa"/>
+              <w:bottom w:w="40" w:type="dxa"/>
+              <w:right w:w="0" w:type="dxa"/>
+            </w:tcMar>
+            <w:vAlign w:val="bottom"/>
+          </w:tcPr>
+          <w:p>
+            <w:pPr>
+              <w:widowControl w:val="0"/>
+              <w:rPr>
+                <w:color w:val="1F1F1F"/>
+                <w:sz w:val="20"/>
+                <w:szCs w:val="20"/>
+              </w:rPr>
+            </w:pPr>
+            <w:r>
+              <w:rPr>
+                <w:color w:val="1F1F1F"/>
+                <w:sz w:val="20"/>
+                <w:szCs w:val="20"/>
+              </w:rPr>
+              <w:t xml:space="preserve">Data: 08/05/2026 - </w:t>
+            </w:r>
+            <w:proofErr w:type="spellStart"/>
+            <w:r>
+              <w:rPr>
+                <w:color w:val="1F1F1F"/>
+                <w:sz w:val="20"/>
+                <w:szCs w:val="20"/>
+              </w:rPr>
+              <w:t>Num</w:t>
+            </w:r>
+            <w:proofErr w:type="spellEnd"/>
+            <w:r>
+              <w:rPr>
+                <w:color w:val="1F1F1F"/>
+                <w:sz w:val="20"/>
+                <w:szCs w:val="20"/>
+              </w:rPr>
+              <w:t>. Versió: 1.0</w:t>
+            </w:r>
+          </w:p>
+        </w:tc>
+      </w:tr>
+      <w:tr>
+        <w:trPr>
+          <w:trHeight w:val="330"/>
+        </w:trPr>
+        <w:tc>
+          <w:tcPr>
+            <w:tcW w:w="1500" w:type="dxa"/>
+            <w:tcBorders>
+              <w:top w:val="single" w:sz="7" w:space="0" w:color="CCCCCC"/>
+              <w:left w:val="single" w:sz="7" w:space="0" w:color="CCCCCC"/>
+              <w:bottom w:val="single" w:sz="7" w:space="0" w:color="CCCCCC"/>
+              <w:right w:val="single" w:sz="7" w:space="0" w:color="CCCCCC"/>
+            </w:tcBorders>
+            <w:tcMar>
+              <w:top w:w="40" w:type="dxa"/>
+              <w:left w:w="40" w:type="dxa"/>
+              <w:bottom w:w="40" w:type="dxa"/>
+              <w:right w:w="40" w:type="dxa"/>
+            </w:tcMar>
+            <w:vAlign w:val="bottom"/>
+          </w:tcPr>
+          <w:p>
+            <w:pPr>
+              <w:widowControl w:val="0"/>
+              <w:rPr>
+                <w:sz w:val="20"/>
+                <w:szCs w:val="20"/>
+              </w:rPr>
+            </w:pPr>
+            <w:r>
+              <w:rPr>
+                <w:b/>
+                <w:bCs/>
+                <w:color w:val="1F1F1F"/>
+                <w:sz w:val="20"/>
+                <w:szCs w:val="20"/>
+              </w:rPr>
+              <w:t>Autors</w:t>
+            </w:r>
+          </w:p>
+        </w:tc>
+        <w:tc>
+          <w:tcPr>
+            <w:tcW w:w="8250" w:type="dxa"/>
+            <w:tcBorders>
+              <w:top w:val="single" w:sz="7" w:space="0" w:color="CCCCCC"/>
+              <w:left w:val="single" w:sz="7" w:space="0" w:color="CCCCCC"/>
+              <w:bottom w:val="single" w:sz="7" w:space="0" w:color="CCCCCC"/>
+              <w:right w:val="single" w:sz="7" w:space="0" w:color="000000"/>
+            </w:tcBorders>
+            <w:tcMar>
+              <w:top w:w="40" w:type="dxa"/>
+              <w:left w:w="0" w:type="dxa"/>
+              <w:bottom w:w="40" w:type="dxa"/>
+              <w:right w:w="0" w:type="dxa"/>
+            </w:tcMar>
+            <w:vAlign w:val="bottom"/>
+          </w:tcPr>
+          <w:p>
+            <w:pPr>
+              <w:widowControl w:val="0"/>
+              <w:rPr>
+                <w:color w:val="1F1F1F"/>
+                <w:sz w:val="20"/>
+                <w:szCs w:val="20"/>
+              </w:rPr>
+            </w:pPr>
+            <w:r>
+              <w:rPr>
+                <w:color w:val="1F1F1F"/>
+                <w:sz w:val="20"/>
+                <w:szCs w:val="20"/>
+              </w:rPr>
+              <w:t>Grup ES26UAB-451-01</w:t>
+            </w:r>
+          </w:p>
+        </w:tc>
+      </w:tr>
+      <w:tr>
+        <w:trPr>
+          <w:trHeight w:val="330"/>
+        </w:trPr>
+        <w:tc>
+          <w:tcPr>
+            <w:tcW w:w="1500" w:type="dxa"/>
+            <w:tcBorders>
+              <w:top w:val="single" w:sz="7" w:space="0" w:color="CCCCCC"/>
+              <w:left w:val="single" w:sz="7" w:space="0" w:color="CCCCCC"/>
+              <w:bottom w:val="single" w:sz="7" w:space="0" w:color="CCCCCC"/>
+              <w:right w:val="single" w:sz="7" w:space="0" w:color="CCCCCC"/>
+            </w:tcBorders>
+            <w:tcMar>
+              <w:top w:w="40" w:type="dxa"/>
+              <w:left w:w="40" w:type="dxa"/>
+              <w:bottom w:w="40" w:type="dxa"/>
+              <w:right w:w="40" w:type="dxa"/>
+            </w:tcMar>
+            <w:vAlign w:val="bottom"/>
+          </w:tcPr>
+          <w:p>
+            <w:pPr>
+              <w:widowControl w:val="0"/>
+              <w:rPr>
+                <w:sz w:val="20"/>
+                <w:szCs w:val="20"/>
+              </w:rPr>
+            </w:pPr>
+            <w:r>
+              <w:rPr>
+                <w:b/>
+                <w:bCs/>
+                <w:color w:val="1F1F1F"/>
+                <w:sz w:val="20"/>
+                <w:szCs w:val="20"/>
+              </w:rPr>
+              <w:t>Descripció</w:t>
+            </w:r>
+          </w:p>
+        </w:tc>
+        <w:tc>
+          <w:tcPr>
+            <w:tcW w:w="8250" w:type="dxa"/>
+            <w:tcBorders>
+              <w:top w:val="single" w:sz="7" w:space="0" w:color="CCCCCC"/>
+              <w:left w:val="single" w:sz="7" w:space="0" w:color="CCCCCC"/>
+              <w:bottom w:val="single" w:sz="7" w:space="0" w:color="CCCCCC"/>
+              <w:right w:val="single" w:sz="7" w:space="0" w:color="000000"/>
+            </w:tcBorders>
+            <w:tcMar>
+              <w:top w:w="40" w:type="dxa"/>
+              <w:left w:w="0" w:type="dxa"/>
+              <w:bottom w:w="40" w:type="dxa"/>
+              <w:right w:w="0" w:type="dxa"/>
+            </w:tcMar>
+            <w:vAlign w:val="bottom"/>
+          </w:tcPr>
+          <w:p>
+            <w:pPr>
+              <w:widowControl w:val="0"/>
+              <w:rPr>
+                <w:color w:val="1F1F1F"/>
+                <w:sz w:val="20"/>
+                <w:szCs w:val="20"/>
+              </w:rPr>
+            </w:pPr>
+            <w:r>
+              <w:rPr>
+                <w:color w:val="1F1F1F"/>
+                <w:sz w:val="20"/>
+                <w:szCs w:val="20"/>
+              </w:rPr>
+              <w:t>El repartidor confirma a l'aplicació que ha lliurat físicament la comanda al client. El sistema actualitza l'estat de la comanda i notifica el client.</w:t>
+            </w:r>
+          </w:p>
+        </w:tc>
+      </w:tr>
+      <w:tr>
+        <w:trPr>
+          <w:trHeight w:val="330"/>
+        </w:trPr>
+        <w:tc>
+          <w:tcPr>
+            <w:tcW w:w="1500" w:type="dxa"/>
+            <w:tcBorders>
+              <w:top w:val="single" w:sz="7" w:space="0" w:color="CCCCCC"/>
+              <w:left w:val="single" w:sz="7" w:space="0" w:color="CCCCCC"/>
+              <w:bottom w:val="single" w:sz="7" w:space="0" w:color="CCCCCC"/>
+              <w:right w:val="single" w:sz="7" w:space="0" w:color="CCCCCC"/>
+            </w:tcBorders>
+            <w:tcMar>
+              <w:top w:w="40" w:type="dxa"/>
+              <w:left w:w="40" w:type="dxa"/>
+              <w:bottom w:w="40" w:type="dxa"/>
+              <w:right w:w="40" w:type="dxa"/>
+            </w:tcMar>
+            <w:vAlign w:val="bottom"/>
+          </w:tcPr>
+          <w:p>
+            <w:pPr>
+              <w:widowControl w:val="0"/>
+              <w:rPr>
+                <w:sz w:val="20"/>
+                <w:szCs w:val="20"/>
+              </w:rPr>
+            </w:pPr>
+            <w:r>
+              <w:rPr>
+                <w:b/>
+                <w:bCs/>
+                <w:color w:val="1F1F1F"/>
+                <w:sz w:val="20"/>
+                <w:szCs w:val="20"/>
+              </w:rPr>
+              <w:t>Actors</w:t>
+            </w:r>
+          </w:p>
+        </w:tc>
+        <w:tc>
+          <w:tcPr>
+            <w:tcW w:w="8250" w:type="dxa"/>
+            <w:tcBorders>
+              <w:top w:val="single" w:sz="7" w:space="0" w:color="CCCCCC"/>
+              <w:left w:val="single" w:sz="7" w:space="0" w:color="CCCCCC"/>
+              <w:bottom w:val="single" w:sz="7" w:space="0" w:color="CCCCCC"/>
+              <w:right w:val="single" w:sz="7" w:space="0" w:color="CCCCCC"/>
+            </w:tcBorders>
+            <w:tcMar>
+              <w:top w:w="40" w:type="dxa"/>
+              <w:left w:w="40" w:type="dxa"/>
+              <w:bottom w:w="40" w:type="dxa"/>
+              <w:right w:w="40" w:type="dxa"/>
+            </w:tcMar>
+            <w:vAlign w:val="bottom"/>
+          </w:tcPr>
+          <w:p>
+            <w:pPr>
+              <w:widowControl w:val="0"/>
+              <w:rPr>
+                <w:sz w:val="20"/>
+                <w:szCs w:val="20"/>
+              </w:rPr>
+            </w:pPr>
+            <w:r>
+              <w:rPr>
+                <w:color w:val="1F1F1F"/>
+                <w:sz w:val="20"/>
+                <w:szCs w:val="20"/>
+              </w:rPr>
+              <w:t>Repartidor.</w:t>
+            </w:r>
+          </w:p>
+        </w:tc>
+      </w:tr>
+      <w:tr>
+        <w:trPr>
+          <w:trHeight w:val="330"/>
+        </w:trPr>
+        <w:tc>
+          <w:tcPr>
+            <w:tcW w:w="1500" w:type="dxa"/>
+            <w:tcBorders>
+              <w:top w:val="single" w:sz="7" w:space="0" w:color="CCCCCC"/>
+              <w:left w:val="single" w:sz="7" w:space="0" w:color="CCCCCC"/>
+              <w:bottom w:val="single" w:sz="7" w:space="0" w:color="CCCCCC"/>
+              <w:right w:val="single" w:sz="7" w:space="0" w:color="CCCCCC"/>
+            </w:tcBorders>
+            <w:tcMar>
+              <w:top w:w="40" w:type="dxa"/>
+              <w:left w:w="40" w:type="dxa"/>
+              <w:bottom w:w="40" w:type="dxa"/>
+              <w:right w:w="40" w:type="dxa"/>
+            </w:tcMar>
+            <w:vAlign w:val="bottom"/>
+          </w:tcPr>
+          <w:p>
+            <w:pPr>
+              <w:widowControl w:val="0"/>
+              <w:rPr>
+                <w:sz w:val="20"/>
+                <w:szCs w:val="20"/>
+              </w:rPr>
+            </w:pPr>
+            <w:proofErr w:type="spellStart"/>
+            <w:r>
+              <w:rPr>
+                <w:b/>
+                <w:bCs/>
+                <w:color w:val="1F1F1F"/>
+                <w:sz w:val="20"/>
+                <w:szCs w:val="20"/>
+              </w:rPr>
+              <w:t>Precondició</w:t>
+            </w:r>
+            <w:proofErr w:type="spellEnd"/>
+          </w:p>
+        </w:tc>
+        <w:tc>
+          <w:tcPr>
+            <w:tcW w:w="8250" w:type="dxa"/>
+            <w:tcBorders>
+              <w:top w:val="single" w:sz="7" w:space="0" w:color="CCCCCC"/>
+              <w:left w:val="single" w:sz="7" w:space="0" w:color="CCCCCC"/>
+              <w:bottom w:val="single" w:sz="7" w:space="0" w:color="CCCCCC"/>
+              <w:right w:val="single" w:sz="7" w:space="0" w:color="000000"/>
+            </w:tcBorders>
+            <w:tcMar>
+              <w:top w:w="40" w:type="dxa"/>
+              <w:left w:w="0" w:type="dxa"/>
+              <w:bottom w:w="40" w:type="dxa"/>
+              <w:right w:w="0" w:type="dxa"/>
+            </w:tcMar>
+            <w:vAlign w:val="bottom"/>
+          </w:tcPr>
+          <w:p>
+            <w:pPr>
+              <w:rPr>
+                <w:color w:val="1F1F1F"/>
+                <w:sz w:val="20"/>
+                <w:szCs w:val="20"/>
+              </w:rPr>
+            </w:pPr>
+            <w:r>
+              <w:rPr>
+                <w:color w:val="1F1F1F"/>
+                <w:sz w:val="20"/>
+                <w:szCs w:val="20"/>
+              </w:rPr>
+              <w:t>El repartidor està autenticat amb el rol de Repartidor actiu, té una comanda en estat "En camí" assignada i es troba a la pestanya "Actives" del Panell de repartidor.</w:t>
+            </w:r>
+          </w:p>
+        </w:tc>
+      </w:tr>
+      <w:tr>
+        <w:trPr>
+          <w:trHeight w:val="2820"/>
+        </w:trPr>
+        <w:tc>
+          <w:tcPr>
+            <w:tcW w:w="1500" w:type="dxa"/>
+            <w:tcBorders>
+              <w:top w:val="single" w:sz="7" w:space="0" w:color="CCCCCC"/>
+              <w:left w:val="single" w:sz="7" w:space="0" w:color="CCCCCC"/>
+              <w:bottom w:val="single" w:sz="7" w:space="0" w:color="CCCCCC"/>
+              <w:right w:val="single" w:sz="7" w:space="0" w:color="CCCCCC"/>
+            </w:tcBorders>
+            <w:tcMar>
+              <w:top w:w="40" w:type="dxa"/>
+              <w:left w:w="40" w:type="dxa"/>
+              <w:bottom w:w="40" w:type="dxa"/>
+              <w:right w:w="40" w:type="dxa"/>
+            </w:tcMar>
+            <w:vAlign w:val="bottom"/>
+          </w:tcPr>
+          <w:p>
+            <w:pPr>
+              <w:widowControl w:val="0"/>
+              <w:rPr>
+                <w:sz w:val="20"/>
+                <w:szCs w:val="20"/>
+              </w:rPr>
+            </w:pPr>
+            <w:r>
+              <w:rPr>
+                <w:b/>
+                <w:bCs/>
+                <w:color w:val="1F1F1F"/>
+                <w:sz w:val="20"/>
+                <w:szCs w:val="20"/>
+              </w:rPr>
+              <w:lastRenderedPageBreak/>
+              <w:t>Flux principal</w:t>
+            </w:r>
+          </w:p>
+        </w:tc>
+        <w:tc>
+          <w:tcPr>
+            <w:tcW w:w="8250" w:type="dxa"/>
+            <w:tcBorders>
+              <w:top w:val="single" w:sz="7" w:space="0" w:color="CCCCCC"/>
+              <w:left w:val="single" w:sz="7" w:space="0" w:color="CCCCCC"/>
+              <w:bottom w:val="single" w:sz="7" w:space="0" w:color="CCCCCC"/>
+              <w:right w:val="single" w:sz="7" w:space="0" w:color="000000"/>
+            </w:tcBorders>
+            <w:tcMar>
+              <w:top w:w="40" w:type="dxa"/>
+              <w:left w:w="0" w:type="dxa"/>
+              <w:bottom w:w="40" w:type="dxa"/>
+              <w:right w:w="0" w:type="dxa"/>
+            </w:tcMar>
+            <w:vAlign w:val="bottom"/>
+          </w:tcPr>
+          <w:p>
+            <w:pPr>
+              <w:widowControl w:val="0"/>
+              <w:rPr>
+                <w:color w:val="1F1F1F"/>
+                <w:sz w:val="20"/>
+                <w:szCs w:val="20"/>
+              </w:rPr>
+            </w:pPr>
+            <w:r>
+              <w:rPr>
+                <w:color w:val="1F1F1F"/>
+                <w:sz w:val="20"/>
+                <w:szCs w:val="20"/>
+              </w:rPr>
+              <w:t xml:space="preserve">1. El repartidor clica el botó "Marcar com a lliurada" sobre la comanda activa. </w:t>
+            </w:r>
+          </w:p>
+          <w:p>
+            <w:pPr>
+              <w:widowControl w:val="0"/>
+              <w:rPr>
+                <w:color w:val="1F1F1F"/>
+                <w:sz w:val="20"/>
+                <w:szCs w:val="20"/>
+              </w:rPr>
+            </w:pPr>
+          </w:p>
+          <w:p>
+            <w:pPr>
+              <w:widowControl w:val="0"/>
+              <w:rPr>
+                <w:color w:val="1F1F1F"/>
+                <w:sz w:val="20"/>
+                <w:szCs w:val="20"/>
+              </w:rPr>
+            </w:pPr>
+            <w:r>
+              <w:rPr>
+                <w:color w:val="1F1F1F"/>
+                <w:sz w:val="20"/>
+                <w:szCs w:val="20"/>
+              </w:rPr>
+              <w:t xml:space="preserve">2. El sistema actualitza l'estat de la comanda a "Lliurat". </w:t>
+            </w:r>
+          </w:p>
+          <w:p>
+            <w:pPr>
+              <w:widowControl w:val="0"/>
+              <w:rPr>
+                <w:color w:val="1F1F1F"/>
+                <w:sz w:val="20"/>
+                <w:szCs w:val="20"/>
+              </w:rPr>
+            </w:pPr>
+          </w:p>
+          <w:p>
+            <w:pPr>
+              <w:widowControl w:val="0"/>
+              <w:rPr>
+                <w:color w:val="1F1F1F"/>
+                <w:sz w:val="20"/>
+                <w:szCs w:val="20"/>
+              </w:rPr>
+            </w:pPr>
+            <w:r>
+              <w:rPr>
+                <w:color w:val="1F1F1F"/>
+                <w:sz w:val="20"/>
+                <w:szCs w:val="20"/>
+              </w:rPr>
+              <w:t xml:space="preserve">3. El sistema envia una notificació al client confirmant que la comanda ha estat lliurada. </w:t>
+            </w:r>
+          </w:p>
+          <w:p>
+            <w:pPr>
+              <w:widowControl w:val="0"/>
+              <w:rPr>
+                <w:color w:val="1F1F1F"/>
+                <w:sz w:val="20"/>
+                <w:szCs w:val="20"/>
+              </w:rPr>
+            </w:pPr>
+          </w:p>
+          <w:p>
+            <w:pPr>
+              <w:widowControl w:val="0"/>
+              <w:rPr>
+                <w:color w:val="1F1F1F"/>
+                <w:sz w:val="20"/>
+                <w:szCs w:val="20"/>
+              </w:rPr>
+            </w:pPr>
+            <w:r>
+              <w:rPr>
+                <w:color w:val="1F1F1F"/>
+                <w:sz w:val="20"/>
+                <w:szCs w:val="20"/>
+              </w:rPr>
+              <w:t>4. Els fons retinguts de la passarel·la de pagament es transfereixen al compte del repartidor i del cuiner.</w:t>
+            </w:r>
+          </w:p>
+        </w:tc>
+      </w:tr>
+      <w:tr>
+        <w:trPr>
+          <w:trHeight w:val="330"/>
+        </w:trPr>
+        <w:tc>
+          <w:tcPr>
+            <w:tcW w:w="1500" w:type="dxa"/>
+            <w:tcBorders>
+              <w:top w:val="single" w:sz="7" w:space="0" w:color="CCCCCC"/>
+              <w:left w:val="single" w:sz="7" w:space="0" w:color="CCCCCC"/>
+              <w:bottom w:val="single" w:sz="7" w:space="0" w:color="CCCCCC"/>
+              <w:right w:val="single" w:sz="7" w:space="0" w:color="CCCCCC"/>
+            </w:tcBorders>
+            <w:tcMar>
+              <w:top w:w="40" w:type="dxa"/>
+              <w:left w:w="40" w:type="dxa"/>
+              <w:bottom w:w="40" w:type="dxa"/>
+              <w:right w:w="40" w:type="dxa"/>
+            </w:tcMar>
+            <w:vAlign w:val="bottom"/>
+          </w:tcPr>
+          <w:p>
+            <w:pPr>
+              <w:widowControl w:val="0"/>
+              <w:rPr>
+                <w:sz w:val="20"/>
+                <w:szCs w:val="20"/>
+              </w:rPr>
+            </w:pPr>
+            <w:proofErr w:type="spellStart"/>
+            <w:r>
+              <w:rPr>
+                <w:b/>
+                <w:bCs/>
+                <w:color w:val="1F1F1F"/>
+                <w:sz w:val="20"/>
+                <w:szCs w:val="20"/>
+              </w:rPr>
+              <w:t>Subfluxos</w:t>
+            </w:r>
+            <w:proofErr w:type="spellEnd"/>
+          </w:p>
+        </w:tc>
+        <w:tc>
+          <w:tcPr>
+            <w:tcW w:w="8250" w:type="dxa"/>
+            <w:tcBorders>
+              <w:top w:val="single" w:sz="7" w:space="0" w:color="CCCCCC"/>
+              <w:left w:val="single" w:sz="7" w:space="0" w:color="CCCCCC"/>
+              <w:bottom w:val="single" w:sz="7" w:space="0" w:color="CCCCCC"/>
+              <w:right w:val="single" w:sz="7" w:space="0" w:color="CCCCCC"/>
+            </w:tcBorders>
+            <w:tcMar>
+              <w:top w:w="40" w:type="dxa"/>
+              <w:left w:w="40" w:type="dxa"/>
+              <w:bottom w:w="40" w:type="dxa"/>
+              <w:right w:w="40" w:type="dxa"/>
+            </w:tcMar>
+            <w:vAlign w:val="bottom"/>
+          </w:tcPr>
+          <w:p>
+            <w:pPr>
+              <w:widowControl w:val="0"/>
+              <w:rPr>
+                <w:sz w:val="20"/>
+                <w:szCs w:val="20"/>
+              </w:rPr>
+            </w:pPr>
+            <w:r>
+              <w:rPr>
+                <w:color w:val="1F1F1F"/>
+                <w:sz w:val="20"/>
+                <w:szCs w:val="20"/>
+              </w:rPr>
+              <w:t>-</w:t>
+            </w:r>
+          </w:p>
+        </w:tc>
+      </w:tr>
+      <w:tr>
+        <w:trPr>
+          <w:trHeight w:val="570"/>
+        </w:trPr>
+        <w:tc>
+          <w:tcPr>
+            <w:tcW w:w="1500" w:type="dxa"/>
+            <w:tcBorders>
+              <w:top w:val="single" w:sz="7" w:space="0" w:color="CCCCCC"/>
+              <w:left w:val="single" w:sz="7" w:space="0" w:color="CCCCCC"/>
+              <w:bottom w:val="single" w:sz="7" w:space="0" w:color="CCCCCC"/>
+              <w:right w:val="single" w:sz="7" w:space="0" w:color="CCCCCC"/>
+            </w:tcBorders>
+            <w:tcMar>
+              <w:top w:w="40" w:type="dxa"/>
+              <w:left w:w="40" w:type="dxa"/>
+              <w:bottom w:w="40" w:type="dxa"/>
+              <w:right w:w="40" w:type="dxa"/>
+            </w:tcMar>
+            <w:vAlign w:val="bottom"/>
+          </w:tcPr>
+          <w:p>
+            <w:pPr>
+              <w:widowControl w:val="0"/>
+              <w:rPr>
+                <w:sz w:val="20"/>
+                <w:szCs w:val="20"/>
+              </w:rPr>
+            </w:pPr>
+            <w:r>
+              <w:rPr>
+                <w:b/>
+                <w:bCs/>
+                <w:color w:val="1F1F1F"/>
+                <w:sz w:val="20"/>
+                <w:szCs w:val="20"/>
+              </w:rPr>
+              <w:t>Fluxos alternatius</w:t>
+            </w:r>
+          </w:p>
+        </w:tc>
+        <w:tc>
+          <w:tcPr>
+            <w:tcW w:w="8250" w:type="dxa"/>
+            <w:tcBorders>
+              <w:top w:val="single" w:sz="7" w:space="0" w:color="CCCCCC"/>
+              <w:left w:val="single" w:sz="7" w:space="0" w:color="CCCCCC"/>
+              <w:bottom w:val="single" w:sz="7" w:space="0" w:color="CCCCCC"/>
+              <w:right w:val="single" w:sz="7" w:space="0" w:color="000000"/>
+            </w:tcBorders>
+            <w:tcMar>
+              <w:top w:w="40" w:type="dxa"/>
+              <w:left w:w="0" w:type="dxa"/>
+              <w:bottom w:w="40" w:type="dxa"/>
+              <w:right w:w="0" w:type="dxa"/>
+            </w:tcMar>
+            <w:vAlign w:val="bottom"/>
+          </w:tcPr>
+          <w:p>
+            <w:pPr>
+              <w:widowControl w:val="0"/>
+              <w:rPr>
+                <w:color w:val="1F1F1F"/>
+                <w:sz w:val="20"/>
+                <w:szCs w:val="20"/>
+              </w:rPr>
+            </w:pPr>
+            <w:r>
+              <w:rPr>
+                <w:color w:val="1F1F1F"/>
+                <w:sz w:val="20"/>
+                <w:szCs w:val="20"/>
+              </w:rPr>
+              <w:t>-</w:t>
+            </w:r>
+          </w:p>
+        </w:tc>
+      </w:tr>
+      <w:tr>
+        <w:trPr>
+          <w:trHeight w:val="330"/>
+        </w:trPr>
+        <w:tc>
+          <w:tcPr>
+            <w:tcW w:w="1500" w:type="dxa"/>
+            <w:tcBorders>
+              <w:top w:val="single" w:sz="7" w:space="0" w:color="CCCCCC"/>
+              <w:left w:val="single" w:sz="7" w:space="0" w:color="CCCCCC"/>
+              <w:bottom w:val="single" w:sz="7" w:space="0" w:color="CCCCCC"/>
+              <w:right w:val="single" w:sz="7" w:space="0" w:color="CCCCCC"/>
+            </w:tcBorders>
+            <w:tcMar>
+              <w:top w:w="40" w:type="dxa"/>
+              <w:left w:w="40" w:type="dxa"/>
+              <w:bottom w:w="40" w:type="dxa"/>
+              <w:right w:w="40" w:type="dxa"/>
+            </w:tcMar>
+            <w:vAlign w:val="bottom"/>
+          </w:tcPr>
+          <w:p>
+            <w:pPr>
+              <w:widowControl w:val="0"/>
+              <w:rPr>
+                <w:sz w:val="20"/>
+                <w:szCs w:val="20"/>
+              </w:rPr>
+            </w:pPr>
+            <w:proofErr w:type="spellStart"/>
+            <w:r>
+              <w:rPr>
+                <w:b/>
+                <w:bCs/>
+                <w:color w:val="1F1F1F"/>
+                <w:sz w:val="20"/>
+                <w:szCs w:val="20"/>
+              </w:rPr>
+              <w:t>Postcondició</w:t>
+            </w:r>
+            <w:proofErr w:type="spellEnd"/>
+          </w:p>
+        </w:tc>
+        <w:tc>
+          <w:tcPr>
+            <w:tcW w:w="8250" w:type="dxa"/>
+            <w:tcBorders>
+              <w:top w:val="single" w:sz="7" w:space="0" w:color="CCCCCC"/>
+              <w:left w:val="single" w:sz="7" w:space="0" w:color="CCCCCC"/>
+              <w:bottom w:val="single" w:sz="7" w:space="0" w:color="CCCCCC"/>
+              <w:right w:val="single" w:sz="7" w:space="0" w:color="000000"/>
+            </w:tcBorders>
+            <w:tcMar>
+              <w:top w:w="40" w:type="dxa"/>
+              <w:left w:w="0" w:type="dxa"/>
+              <w:bottom w:w="40" w:type="dxa"/>
+              <w:right w:w="0" w:type="dxa"/>
+            </w:tcMar>
+            <w:vAlign w:val="bottom"/>
+          </w:tcPr>
+          <w:p>
+            <w:pPr>
+              <w:widowControl w:val="0"/>
+              <w:rPr>
+                <w:color w:val="1F1F1F"/>
+                <w:sz w:val="20"/>
+                <w:szCs w:val="20"/>
+              </w:rPr>
+            </w:pPr>
+            <w:r>
+              <w:rPr>
+                <w:color w:val="1F1F1F"/>
+                <w:sz w:val="20"/>
+                <w:szCs w:val="20"/>
+              </w:rPr>
+              <w:t>La comanda queda en estat "Lliurat", el client ha rebut la notificació i els fons s'han distribuït entre el repartidor i el cuiner.</w:t>
+            </w:r>
+          </w:p>
+        </w:tc>
+      </w:tr>
+      <w:tr>
+        <w:trPr>
+          <w:trHeight w:val="570"/>
+        </w:trPr>
+        <w:tc>
+          <w:tcPr>
+            <w:tcW w:w="1500" w:type="dxa"/>
+            <w:tcBorders>
+              <w:top w:val="single" w:sz="7" w:space="0" w:color="CCCCCC"/>
+              <w:left w:val="single" w:sz="7" w:space="0" w:color="CCCCCC"/>
+              <w:bottom w:val="single" w:sz="7" w:space="0" w:color="CCCCCC"/>
+              <w:right w:val="single" w:sz="7" w:space="0" w:color="CCCCCC"/>
+            </w:tcBorders>
+            <w:tcMar>
+              <w:top w:w="40" w:type="dxa"/>
+              <w:left w:w="40" w:type="dxa"/>
+              <w:bottom w:w="40" w:type="dxa"/>
+              <w:right w:w="40" w:type="dxa"/>
+            </w:tcMar>
+            <w:vAlign w:val="bottom"/>
+          </w:tcPr>
+          <w:p>
+            <w:pPr>
+              <w:widowControl w:val="0"/>
+              <w:rPr>
+                <w:sz w:val="20"/>
+                <w:szCs w:val="20"/>
+              </w:rPr>
+            </w:pPr>
+            <w:r>
+              <w:rPr>
+                <w:b/>
+                <w:bCs/>
+                <w:color w:val="1F1F1F"/>
+                <w:sz w:val="20"/>
+                <w:szCs w:val="20"/>
+              </w:rPr>
+              <w:t>Requeriments no funcionals</w:t>
+            </w:r>
+          </w:p>
+        </w:tc>
+        <w:tc>
+          <w:tcPr>
+            <w:tcW w:w="8250" w:type="dxa"/>
+            <w:tcBorders>
+              <w:top w:val="single" w:sz="7" w:space="0" w:color="CCCCCC"/>
+              <w:left w:val="single" w:sz="7" w:space="0" w:color="CCCCCC"/>
+              <w:bottom w:val="single" w:sz="7" w:space="0" w:color="CCCCCC"/>
+              <w:right w:val="single" w:sz="7" w:space="0" w:color="000000"/>
+            </w:tcBorders>
+            <w:tcMar>
+              <w:top w:w="40" w:type="dxa"/>
+              <w:left w:w="0" w:type="dxa"/>
+              <w:bottom w:w="40" w:type="dxa"/>
+              <w:right w:w="0" w:type="dxa"/>
+            </w:tcMar>
+            <w:vAlign w:val="bottom"/>
+          </w:tcPr>
+          <w:p>
+            <w:pPr>
+              <w:widowControl w:val="0"/>
+              <w:rPr>
+                <w:color w:val="1F1F1F"/>
+                <w:sz w:val="20"/>
+                <w:szCs w:val="20"/>
+              </w:rPr>
+            </w:pPr>
+            <w:r>
+              <w:rPr>
+                <w:color w:val="1F1F1F"/>
+                <w:sz w:val="20"/>
+                <w:szCs w:val="20"/>
+              </w:rPr>
+              <w:t>- El servei ha de ser limitat exclusivament a l'àrea metropolitana de Barcelona (RNF).</w:t>
+            </w:r>
+          </w:p>
+        </w:tc>
+      </w:tr>
+      <w:tr>
+        <w:trPr>
+          <w:trHeight w:val="330"/>
+        </w:trPr>
+        <w:tc>
+          <w:tcPr>
+            <w:tcW w:w="1500" w:type="dxa"/>
+            <w:tcBorders>
+              <w:top w:val="single" w:sz="7" w:space="0" w:color="CCCCCC"/>
+              <w:left w:val="single" w:sz="7" w:space="0" w:color="CCCCCC"/>
+              <w:bottom w:val="single" w:sz="7" w:space="0" w:color="CCCCCC"/>
+              <w:right w:val="single" w:sz="7" w:space="0" w:color="CCCCCC"/>
+            </w:tcBorders>
+            <w:tcMar>
+              <w:top w:w="40" w:type="dxa"/>
+              <w:left w:w="40" w:type="dxa"/>
+              <w:bottom w:w="40" w:type="dxa"/>
+              <w:right w:w="40" w:type="dxa"/>
+            </w:tcMar>
+            <w:vAlign w:val="bottom"/>
+          </w:tcPr>
+          <w:p>
+            <w:pPr>
+              <w:widowControl w:val="0"/>
+              <w:rPr>
+                <w:sz w:val="20"/>
+                <w:szCs w:val="20"/>
+              </w:rPr>
+            </w:pPr>
+            <w:r>
+              <w:rPr>
+                <w:b/>
+                <w:bCs/>
+                <w:color w:val="1F1F1F"/>
+                <w:sz w:val="20"/>
+                <w:szCs w:val="20"/>
+              </w:rPr>
+              <w:t>Prioritat</w:t>
+            </w:r>
+          </w:p>
+        </w:tc>
+        <w:tc>
+          <w:tcPr>
+            <w:tcW w:w="8250" w:type="dxa"/>
+            <w:tcBorders>
+              <w:top w:val="single" w:sz="7" w:space="0" w:color="CCCCCC"/>
+              <w:left w:val="single" w:sz="7" w:space="0" w:color="CCCCCC"/>
+              <w:bottom w:val="single" w:sz="7" w:space="0" w:color="CCCCCC"/>
+              <w:right w:val="single" w:sz="7" w:space="0" w:color="CCCCCC"/>
+            </w:tcBorders>
+            <w:tcMar>
+              <w:top w:w="40" w:type="dxa"/>
+              <w:left w:w="40" w:type="dxa"/>
+              <w:bottom w:w="40" w:type="dxa"/>
+              <w:right w:w="40" w:type="dxa"/>
+            </w:tcMar>
+            <w:vAlign w:val="bottom"/>
+          </w:tcPr>
+          <w:p>
+            <w:pPr>
+              <w:widowControl w:val="0"/>
+              <w:rPr>
+                <w:sz w:val="20"/>
+                <w:szCs w:val="20"/>
+              </w:rPr>
+            </w:pPr>
+            <w:r>
+              <w:rPr>
+                <w:color w:val="1F1F1F"/>
+                <w:sz w:val="20"/>
+                <w:szCs w:val="20"/>
+              </w:rPr>
+              <w:t>Alta.</w:t>
+            </w:r>
+          </w:p>
+        </w:tc>
+      </w:tr>
+      <w:tr>
+        <w:trPr>
+          <w:trHeight w:val="330"/>
+        </w:trPr>
+        <w:tc>
+          <w:tcPr>
+            <w:tcW w:w="1500" w:type="dxa"/>
+            <w:tcBorders>
+              <w:top w:val="single" w:sz="7" w:space="0" w:color="CCCCCC"/>
+              <w:left w:val="single" w:sz="7" w:space="0" w:color="CCCCCC"/>
+              <w:bottom w:val="single" w:sz="7" w:space="0" w:color="CCCCCC"/>
+              <w:right w:val="single" w:sz="7" w:space="0" w:color="CCCCCC"/>
+            </w:tcBorders>
+            <w:tcMar>
+              <w:top w:w="40" w:type="dxa"/>
+              <w:left w:w="40" w:type="dxa"/>
+              <w:bottom w:w="40" w:type="dxa"/>
+              <w:right w:w="40" w:type="dxa"/>
+            </w:tcMar>
+            <w:vAlign w:val="bottom"/>
+          </w:tcPr>
+          <w:p>
+            <w:pPr>
+              <w:widowControl w:val="0"/>
+              <w:rPr>
+                <w:sz w:val="20"/>
+                <w:szCs w:val="20"/>
+              </w:rPr>
+            </w:pPr>
+            <w:r>
+              <w:rPr>
+                <w:b/>
+                <w:bCs/>
+                <w:color w:val="1F1F1F"/>
+                <w:sz w:val="20"/>
+                <w:szCs w:val="20"/>
+              </w:rPr>
+              <w:t>Comentaris</w:t>
+            </w:r>
+          </w:p>
+        </w:tc>
+        <w:tc>
+          <w:tcPr>
+            <w:tcW w:w="8250" w:type="dxa"/>
+            <w:tcBorders>
+              <w:top w:val="single" w:sz="7" w:space="0" w:color="CCCCCC"/>
+              <w:left w:val="single" w:sz="7" w:space="0" w:color="CCCCCC"/>
+              <w:bottom w:val="single" w:sz="7" w:space="0" w:color="CCCCCC"/>
+              <w:right w:val="single" w:sz="7" w:space="0" w:color="000000"/>
+            </w:tcBorders>
+            <w:tcMar>
+              <w:top w:w="40" w:type="dxa"/>
+              <w:left w:w="0" w:type="dxa"/>
+              <w:bottom w:w="40" w:type="dxa"/>
+              <w:right w:w="0" w:type="dxa"/>
+            </w:tcMar>
+            <w:vAlign w:val="bottom"/>
+          </w:tcPr>
+          <w:p>
+            <w:pPr>
+              <w:widowControl w:val="0"/>
+              <w:rPr>
+                <w:color w:val="1F1F1F"/>
+                <w:sz w:val="20"/>
+                <w:szCs w:val="20"/>
+              </w:rPr>
+            </w:pPr>
+            <w:r>
+              <w:rPr>
+                <w:color w:val="1F1F1F"/>
+                <w:sz w:val="20"/>
+                <w:szCs w:val="20"/>
+              </w:rPr>
+              <w:t>-</w:t>
+            </w:r>
+          </w:p>
+        </w:tc>
+      </w:tr>
+    </w:tbl>
     <w:p>
       <w:pPr>
         <w:rPr>
@@ -18949,7 +21289,25 @@
                 <w:sz w:val="20"/>
                 <w:szCs w:val="20"/>
               </w:rPr>
-              <w:t>Data: 08/05/2026 - Num. Versió: 1.0</w:t>
+              <w:t xml:space="preserve">Data: 08/05/2026 - </w:t>
+            </w:r>
+            <w:proofErr w:type="spellStart"/>
+            <w:r>
+              <w:rPr>
+                <w:color w:val="1F1F1F"/>
+                <w:sz w:val="20"/>
+                <w:szCs w:val="20"/>
+              </w:rPr>
+              <w:t>Num</w:t>
+            </w:r>
+            <w:proofErr w:type="spellEnd"/>
+            <w:r>
+              <w:rPr>
+                <w:color w:val="1F1F1F"/>
+                <w:sz w:val="20"/>
+                <w:szCs w:val="20"/>
+              </w:rPr>
+              <w:t>. Versió: 1.0</w:t>
             </w:r>
           </w:p>
         </w:tc>
@@ -19216,6 +21574,7 @@
                 <w:szCs w:val="20"/>
               </w:rPr>
             </w:pPr>
+            <w:proofErr w:type="spellStart"/>
             <w:r>
               <w:rPr>
                 <w:b/>
@@ -19224,9 +21583,9 @@
                 <w:sz w:val="20"/>
                 <w:szCs w:val="20"/>
               </w:rPr>
-              <w:lastRenderedPageBreak/>
               <w:t>Precondició</w:t>
             </w:r>
+            <w:proofErr w:type="spellEnd"/>
           </w:p>
         </w:tc>
         <w:tc>
@@ -19303,6 +21662,7 @@
                 <w:sz w:val="20"/>
                 <w:szCs w:val="20"/>
               </w:rPr>
+              <w:lastRenderedPageBreak/>
               <w:t>Flux principal</w:t>
             </w:r>
           </w:p>
@@ -19485,6 +21845,7 @@
                 <w:szCs w:val="20"/>
               </w:rPr>
             </w:pPr>
+            <w:proofErr w:type="spellStart"/>
             <w:r>
               <w:rPr>
                 <w:b/>
@@ -19495,6 +21856,7 @@
               </w:rPr>
               <w:t>Subfluxos</w:t>
             </w:r>
+            <w:proofErr w:type="spellEnd"/>
           </w:p>
         </w:tc>
         <w:tc>
@@ -19641,6 +22003,7 @@
                 <w:szCs w:val="20"/>
               </w:rPr>
             </w:pPr>
+            <w:proofErr w:type="spellStart"/>
             <w:r>
               <w:rPr>
                 <w:b/>
@@ -19651,6 +22014,7 @@
               </w:rPr>
               <w:t>Postcondició</w:t>
             </w:r>
+            <w:proofErr w:type="spellEnd"/>
           </w:p>
         </w:tc>
         <w:tc>
@@ -19763,7 +22127,25 @@
                 <w:sz w:val="20"/>
                 <w:szCs w:val="20"/>
               </w:rPr>
-              <w:t>- El sistema ha de processar l'actualització en un màxim de 5 ms (RNF).</w:t>
+              <w:t xml:space="preserve">- El sistema ha de processar l'actualització en un màxim de 5 </w:t>
+            </w:r>
+            <w:proofErr w:type="spellStart"/>
+            <w:r>
+              <w:rPr>
+                <w:color w:val="1F1F1F"/>
+                <w:sz w:val="20"/>
+                <w:szCs w:val="20"/>
+              </w:rPr>
+              <w:t>ms</w:t>
+            </w:r>
+            <w:proofErr w:type="spellEnd"/>
+            <w:r>
+              <w:rPr>
+                <w:color w:val="1F1F1F"/>
+                <w:sz w:val="20"/>
+                <w:szCs w:val="20"/>
+              </w:rPr>
+              <w:t xml:space="preserve"> (RNF).</w:t>
             </w:r>
           </w:p>
         </w:tc>
